--- a/deliverables/video-5-slides/hit-final/Video_5_YouTube_Description_HIT.docx
+++ b/deliverables/video-5-slides/hit-final/Video_5_YouTube_Description_HIT.docx
@@ -4,7 +4,7 @@
   <w:body>
     <w:p>
       <w:pPr>
-        <w:spacing w:before="0" w:after="64" w:line="283" w:lineRule="auto"/>
+        <w:spacing w:before="0" w:after="36" w:line="259" w:lineRule="auto"/>
       </w:pPr>
       <w:r>
         <w:rPr>
@@ -19,7 +19,7 @@
     </w:p>
     <w:p>
       <w:pPr>
-        <w:spacing w:before="0" w:after="64" w:line="264" w:lineRule="auto"/>
+        <w:spacing w:before="0" w:after="36" w:line="259" w:lineRule="auto"/>
       </w:pPr>
       <w:r>
         <w:rPr>
@@ -33,7 +33,7 @@
     </w:p>
     <w:p>
       <w:pPr>
-        <w:spacing w:before="0" w:after="96" w:line="264" w:lineRule="auto"/>
+        <w:spacing w:before="0" w:after="52" w:line="259" w:lineRule="auto"/>
       </w:pPr>
       <w:r>
         <w:rPr>
@@ -47,7 +47,7 @@
     </w:p>
     <w:p>
       <w:pPr>
-        <w:spacing w:before="0" w:after="288" w:line="283" w:lineRule="auto"/>
+        <w:spacing w:before="0" w:after="158" w:line="259" w:lineRule="auto"/>
       </w:pPr>
       <w:r>
         <w:rPr>
@@ -61,7 +61,7 @@
     </w:p>
     <w:p>
       <w:pPr>
-        <w:spacing w:before="224" w:after="128" w:line="283" w:lineRule="auto"/>
+        <w:spacing w:before="124" w:after="70" w:line="259" w:lineRule="auto"/>
         <w:keepLines w:val="1"/>
         <w:keepNext w:val="1"/>
       </w:pPr>
@@ -77,7 +77,7 @@
     </w:p>
     <w:p>
       <w:pPr>
-        <w:spacing w:before="0" w:after="160" w:line="283" w:lineRule="auto"/>
+        <w:spacing w:before="0" w:after="88" w:line="259" w:lineRule="auto"/>
       </w:pPr>
       <w:r>
         <w:rPr>
@@ -90,7 +90,7 @@
     </w:p>
     <w:p>
       <w:pPr>
-        <w:spacing w:before="224" w:after="128" w:line="283" w:lineRule="auto"/>
+        <w:spacing w:before="124" w:after="70" w:line="259" w:lineRule="auto"/>
         <w:keepLines w:val="1"/>
         <w:keepNext w:val="1"/>
       </w:pPr>
@@ -106,7 +106,7 @@
     </w:p>
     <w:p>
       <w:pPr>
-        <w:spacing w:before="0" w:after="160" w:line="283" w:lineRule="auto"/>
+        <w:spacing w:before="0" w:after="88" w:line="259" w:lineRule="auto"/>
       </w:pPr>
       <w:r>
         <w:rPr>
@@ -119,7 +119,7 @@
     </w:p>
     <w:p>
       <w:pPr>
-        <w:spacing w:before="224" w:after="128" w:line="283" w:lineRule="auto"/>
+        <w:spacing w:before="124" w:after="70" w:line="259" w:lineRule="auto"/>
         <w:keepLines w:val="1"/>
         <w:keepNext w:val="1"/>
       </w:pPr>
@@ -135,7 +135,7 @@
     </w:p>
     <w:p>
       <w:pPr>
-        <w:spacing w:before="0" w:after="160" w:line="283" w:lineRule="auto"/>
+        <w:spacing w:before="0" w:after="88" w:line="259" w:lineRule="auto"/>
       </w:pPr>
       <w:r>
         <w:rPr>
@@ -148,7 +148,7 @@
     </w:p>
     <w:p>
       <w:pPr>
-        <w:spacing w:before="224" w:after="128" w:line="283" w:lineRule="auto"/>
+        <w:spacing w:before="124" w:after="70" w:line="259" w:lineRule="auto"/>
         <w:keepLines w:val="1"/>
         <w:keepNext w:val="1"/>
       </w:pPr>
@@ -164,7 +164,7 @@
     </w:p>
     <w:p>
       <w:pPr>
-        <w:spacing w:before="0" w:after="192" w:line="283" w:lineRule="auto"/>
+        <w:spacing w:before="0" w:after="106" w:line="259" w:lineRule="auto"/>
         <w:shd w:val="clear" w:fill="F3F0E8"/>
         <w:keepLines w:val="1"/>
       </w:pPr>
@@ -180,7 +180,7 @@
     </w:p>
     <w:p>
       <w:pPr>
-        <w:spacing w:before="224" w:after="192" w:line="283" w:lineRule="auto"/>
+        <w:spacing w:before="124" w:after="106" w:line="259" w:lineRule="auto"/>
         <w:keepLines w:val="1"/>
         <w:shd w:val="clear" w:fill="E8EDF4"/>
       </w:pPr>
@@ -196,7 +196,7 @@
     </w:p>
     <w:p>
       <w:pPr>
-        <w:spacing w:before="0" w:after="112" w:line="283" w:lineRule="auto"/>
+        <w:spacing w:before="0" w:after="62" w:line="259" w:lineRule="auto"/>
         <w:keepLines w:val="1"/>
       </w:pPr>
       <w:r>
@@ -210,7 +210,7 @@
     </w:p>
     <w:p>
       <w:pPr>
-        <w:spacing w:before="0" w:after="112" w:line="283" w:lineRule="auto"/>
+        <w:spacing w:before="0" w:after="62" w:line="259" w:lineRule="auto"/>
         <w:keepLines w:val="1"/>
       </w:pPr>
       <w:r>
@@ -219,12 +219,12 @@
           <w:i w:val="0"/>
           <w:sz w:val="22"/>
         </w:rPr>
-        <w:t>An internal move can give you access to different problems, broader judgment and evidence you can carry into future roles.</w:t>
+        <w:t>If you are considering an internal move, I want to help you look past the title and test what the opportunity could actually build in you.</w:t>
       </w:r>
     </w:p>
     <w:p>
       <w:pPr>
-        <w:spacing w:before="0" w:after="112" w:line="283" w:lineRule="auto"/>
+        <w:spacing w:before="0" w:after="62" w:line="259" w:lineRule="auto"/>
         <w:keepLines w:val="1"/>
       </w:pPr>
       <w:r>
@@ -233,26 +233,12 @@
           <w:i w:val="0"/>
           <w:sz w:val="22"/>
         </w:rPr>
-        <w:t>But movement is not automatically growth.</w:t>
+        <w:t>Use three questions:</w:t>
       </w:r>
     </w:p>
     <w:p>
       <w:pPr>
-        <w:spacing w:before="0" w:after="112" w:line="283" w:lineRule="auto"/>
-        <w:keepLines w:val="1"/>
-      </w:pPr>
-      <w:r>
-        <w:rPr>
-          <w:b w:val="0"/>
-          <w:i w:val="0"/>
-          <w:sz w:val="22"/>
-        </w:rPr>
-        <w:t>In this video, I use three questions to test an internal role, transfer, team change or stretch opportunity:</w:t>
-      </w:r>
-    </w:p>
-    <w:p>
-      <w:pPr>
-        <w:spacing w:before="0" w:after="112" w:line="283" w:lineRule="auto"/>
+        <w:spacing w:before="0" w:after="62" w:line="259" w:lineRule="auto"/>
         <w:keepLines w:val="1"/>
       </w:pPr>
       <w:r>
@@ -266,7 +252,7 @@
     </w:p>
     <w:p>
       <w:pPr>
-        <w:spacing w:before="0" w:after="112" w:line="283" w:lineRule="auto"/>
+        <w:spacing w:before="0" w:after="62" w:line="259" w:lineRule="auto"/>
         <w:keepLines w:val="1"/>
       </w:pPr>
       <w:r>
@@ -280,7 +266,7 @@
     </w:p>
     <w:p>
       <w:pPr>
-        <w:spacing w:before="0" w:after="112" w:line="283" w:lineRule="auto"/>
+        <w:spacing w:before="0" w:after="62" w:line="259" w:lineRule="auto"/>
         <w:keepLines w:val="1"/>
       </w:pPr>
       <w:r>
@@ -294,7 +280,7 @@
     </w:p>
     <w:p>
       <w:pPr>
-        <w:spacing w:before="0" w:after="112" w:line="283" w:lineRule="auto"/>
+        <w:spacing w:before="0" w:after="62" w:line="259" w:lineRule="auto"/>
         <w:keepLines w:val="1"/>
       </w:pPr>
       <w:r>
@@ -303,12 +289,40 @@
           <w:i w:val="0"/>
           <w:sz w:val="22"/>
         </w:rPr>
-        <w:t>I also look at the organizational side of the decision: what the company is actually willing to let you learn, decide and own — and why a capable person can still be overlooked for different work inside the same organization.</w:t>
+        <w:t>I also want you to look at the organizational side of the decision.</w:t>
       </w:r>
     </w:p>
     <w:p>
       <w:pPr>
-        <w:spacing w:before="0" w:after="112" w:line="283" w:lineRule="auto"/>
+        <w:spacing w:before="0" w:after="62" w:line="259" w:lineRule="auto"/>
+        <w:keepLines w:val="1"/>
+      </w:pPr>
+      <w:r>
+        <w:rPr>
+          <w:b w:val="0"/>
+          <w:i w:val="0"/>
+          <w:sz w:val="22"/>
+        </w:rPr>
+        <w:t>What is the company actually willing to let you learn, decide and own?</w:t>
+      </w:r>
+    </w:p>
+    <w:p>
+      <w:pPr>
+        <w:spacing w:before="0" w:after="62" w:line="259" w:lineRule="auto"/>
+        <w:keepLines w:val="1"/>
+      </w:pPr>
+      <w:r>
+        <w:rPr>
+          <w:b w:val="0"/>
+          <w:i w:val="0"/>
+          <w:sz w:val="22"/>
+        </w:rPr>
+        <w:t>You can be deeply valued in your current role and still find that people struggle to picture you somewhere else.</w:t>
+      </w:r>
+    </w:p>
+    <w:p>
+      <w:pPr>
+        <w:spacing w:before="0" w:after="62" w:line="259" w:lineRule="auto"/>
         <w:keepLines w:val="1"/>
       </w:pPr>
       <w:r>
@@ -322,7 +336,7 @@
     </w:p>
     <w:p>
       <w:pPr>
-        <w:spacing w:before="0" w:after="112" w:line="283" w:lineRule="auto"/>
+        <w:spacing w:before="0" w:after="62" w:line="259" w:lineRule="auto"/>
         <w:keepLines w:val="1"/>
       </w:pPr>
       <w:r>
@@ -336,7 +350,7 @@
     </w:p>
     <w:p>
       <w:pPr>
-        <w:spacing w:before="0" w:after="48" w:line="283" w:lineRule="auto"/>
+        <w:spacing w:before="0" w:after="26" w:line="259" w:lineRule="auto"/>
         <w:keepLines w:val="1"/>
       </w:pPr>
       <w:r>
@@ -350,7 +364,7 @@
     </w:p>
     <w:p>
       <w:pPr>
-        <w:spacing w:before="0" w:after="112" w:line="283" w:lineRule="auto"/>
+        <w:spacing w:before="0" w:after="62" w:line="259" w:lineRule="auto"/>
         <w:keepLines w:val="1"/>
       </w:pPr>
       <w:r>
@@ -364,7 +378,7 @@
     </w:p>
     <w:p>
       <w:pPr>
-        <w:spacing w:before="0" w:after="112" w:line="283" w:lineRule="auto"/>
+        <w:spacing w:before="0" w:after="62" w:line="259" w:lineRule="auto"/>
         <w:keepLines w:val="1"/>
       </w:pPr>
       <w:r>
@@ -373,12 +387,12 @@
           <w:i w:val="0"/>
           <w:sz w:val="22"/>
         </w:rPr>
-        <w:t>If you are actively deciding whether to stay, move internally or leave, use the Career Decision Evidence Check to organize the evidence behind the choice:</w:t>
+        <w:t>If you are actively deciding whether to stay, move internally or leave, use the Career Decision Evidence Check to organize the evidence behind your choice:</w:t>
       </w:r>
     </w:p>
     <w:p>
       <w:pPr>
-        <w:spacing w:before="0" w:after="112" w:line="283" w:lineRule="auto"/>
+        <w:spacing w:before="0" w:after="62" w:line="259" w:lineRule="auto"/>
         <w:keepLines w:val="1"/>
       </w:pPr>
       <w:r>
@@ -392,7 +406,7 @@
     </w:p>
     <w:p>
       <w:pPr>
-        <w:spacing w:before="0" w:after="48" w:line="283" w:lineRule="auto"/>
+        <w:spacing w:before="0" w:after="26" w:line="259" w:lineRule="auto"/>
         <w:keepLines w:val="1"/>
       </w:pPr>
       <w:r>
@@ -406,7 +420,7 @@
     </w:p>
     <w:p>
       <w:pPr>
-        <w:spacing w:before="0" w:after="112" w:line="283" w:lineRule="auto"/>
+        <w:spacing w:before="0" w:after="62" w:line="259" w:lineRule="auto"/>
         <w:keepLines w:val="1"/>
       </w:pPr>
       <w:r>
@@ -420,7 +434,7 @@
     </w:p>
     <w:p>
       <w:pPr>
-        <w:spacing w:before="0" w:after="112" w:line="283" w:lineRule="auto"/>
+        <w:spacing w:before="0" w:after="62" w:line="259" w:lineRule="auto"/>
         <w:keepLines w:val="1"/>
       </w:pPr>
       <w:r>
@@ -434,7 +448,7 @@
     </w:p>
     <w:p>
       <w:pPr>
-        <w:spacing w:before="0" w:after="112" w:line="283" w:lineRule="auto"/>
+        <w:spacing w:before="0" w:after="62" w:line="259" w:lineRule="auto"/>
         <w:keepLines w:val="1"/>
       </w:pPr>
       <w:r>
@@ -443,12 +457,12 @@
           <w:i w:val="0"/>
           <w:sz w:val="22"/>
         </w:rPr>
-        <w:t>00:38 What an Internal Move Really Gives You</w:t>
+        <w:t>00:46 What an Internal Move Really Gives You</w:t>
       </w:r>
     </w:p>
     <w:p>
       <w:pPr>
-        <w:spacing w:before="0" w:after="112" w:line="283" w:lineRule="auto"/>
+        <w:spacing w:before="0" w:after="62" w:line="259" w:lineRule="auto"/>
         <w:keepLines w:val="1"/>
       </w:pPr>
       <w:r>
@@ -457,12 +471,12 @@
           <w:i w:val="0"/>
           <w:sz w:val="22"/>
         </w:rPr>
-        <w:t>01:58 The 3 Questions for an Internal Move</w:t>
+        <w:t>02:19 The 3 Questions for an Internal Move</w:t>
       </w:r>
     </w:p>
     <w:p>
       <w:pPr>
-        <w:spacing w:before="0" w:after="112" w:line="283" w:lineRule="auto"/>
+        <w:spacing w:before="0" w:after="62" w:line="259" w:lineRule="auto"/>
         <w:keepLines w:val="1"/>
       </w:pPr>
       <w:r>
@@ -471,12 +485,12 @@
           <w:i w:val="0"/>
           <w:sz w:val="22"/>
         </w:rPr>
-        <w:t>02:14 Will the Work Change?</w:t>
+        <w:t>02:37 Will the Work Change?</w:t>
       </w:r>
     </w:p>
     <w:p>
       <w:pPr>
-        <w:spacing w:before="0" w:after="112" w:line="283" w:lineRule="auto"/>
+        <w:spacing w:before="0" w:after="62" w:line="259" w:lineRule="auto"/>
         <w:keepLines w:val="1"/>
       </w:pPr>
       <w:r>
@@ -485,12 +499,12 @@
           <w:i w:val="0"/>
           <w:sz w:val="22"/>
         </w:rPr>
-        <w:t>03:06 When the Organization Still Sees the Old You</w:t>
+        <w:t>03:49 When People Still See the Old You</w:t>
       </w:r>
     </w:p>
     <w:p>
       <w:pPr>
-        <w:spacing w:before="0" w:after="112" w:line="283" w:lineRule="auto"/>
+        <w:spacing w:before="0" w:after="62" w:line="259" w:lineRule="auto"/>
         <w:keepLines w:val="1"/>
       </w:pPr>
       <w:r>
@@ -499,12 +513,12 @@
           <w:i w:val="0"/>
           <w:sz w:val="22"/>
         </w:rPr>
-        <w:t>04:32 Will Your Judgment Expand?</w:t>
+        <w:t>05:24 Will Your Judgment Expand?</w:t>
       </w:r>
     </w:p>
     <w:p>
       <w:pPr>
-        <w:spacing w:before="0" w:after="112" w:line="283" w:lineRule="auto"/>
+        <w:spacing w:before="0" w:after="62" w:line="259" w:lineRule="auto"/>
         <w:keepLines w:val="1"/>
       </w:pPr>
       <w:r>
@@ -513,12 +527,12 @@
           <w:i w:val="0"/>
           <w:sz w:val="22"/>
         </w:rPr>
-        <w:t>04:39 More Tasks vs. More Judgment</w:t>
+        <w:t>05:33 More Tasks vs. More Judgment</w:t>
       </w:r>
     </w:p>
     <w:p>
       <w:pPr>
-        <w:spacing w:before="0" w:after="112" w:line="283" w:lineRule="auto"/>
+        <w:spacing w:before="0" w:after="62" w:line="259" w:lineRule="auto"/>
         <w:keepLines w:val="1"/>
       </w:pPr>
       <w:r>
@@ -527,12 +541,12 @@
           <w:i w:val="0"/>
           <w:sz w:val="22"/>
         </w:rPr>
-        <w:t>06:40 Will the Evidence Travel?</w:t>
+        <w:t>07:43 Will the Evidence Travel?</w:t>
       </w:r>
     </w:p>
     <w:p>
       <w:pPr>
-        <w:spacing w:before="0" w:after="112" w:line="283" w:lineRule="auto"/>
+        <w:spacing w:before="0" w:after="62" w:line="259" w:lineRule="auto"/>
         <w:keepLines w:val="1"/>
       </w:pPr>
       <w:r>
@@ -541,12 +555,12 @@
           <w:i w:val="0"/>
           <w:sz w:val="22"/>
         </w:rPr>
-        <w:t>08:00 Read the Three Answers</w:t>
+        <w:t>09:11 Read the Three Answers</w:t>
       </w:r>
     </w:p>
     <w:p>
       <w:pPr>
-        <w:spacing w:before="0" w:after="112" w:line="283" w:lineRule="auto"/>
+        <w:spacing w:before="0" w:after="62" w:line="259" w:lineRule="auto"/>
         <w:keepLines w:val="1"/>
       </w:pPr>
       <w:r>
@@ -555,12 +569,12 @@
           <w:i w:val="0"/>
           <w:sz w:val="22"/>
         </w:rPr>
-        <w:t>09:00 What the Opportunity Says About the Organization</w:t>
+        <w:t>10:26 What the Opportunity Says About the Organization</w:t>
       </w:r>
     </w:p>
     <w:p>
       <w:pPr>
-        <w:spacing w:before="0" w:after="112" w:line="283" w:lineRule="auto"/>
+        <w:spacing w:before="0" w:after="62" w:line="259" w:lineRule="auto"/>
         <w:keepLines w:val="1"/>
       </w:pPr>
       <w:r>
@@ -569,12 +583,12 @@
           <w:i w:val="0"/>
           <w:sz w:val="22"/>
         </w:rPr>
-        <w:t>10:32 When an Internal Move Will Not Solve the Problem</w:t>
+        <w:t>11:59 When an Internal Move Will Not Solve the Problem</w:t>
       </w:r>
     </w:p>
     <w:p>
       <w:pPr>
-        <w:spacing w:before="0" w:after="112" w:line="283" w:lineRule="auto"/>
+        <w:spacing w:before="0" w:after="62" w:line="259" w:lineRule="auto"/>
         <w:keepLines w:val="1"/>
       </w:pPr>
       <w:r>
@@ -583,12 +597,12 @@
           <w:i w:val="0"/>
           <w:sz w:val="22"/>
         </w:rPr>
-        <w:t>11:17 Career Decision Evidence Check</w:t>
+        <w:t>12:45 Career Decision Evidence Check</w:t>
       </w:r>
     </w:p>
     <w:p>
       <w:pPr>
-        <w:spacing w:before="0" w:after="112" w:line="283" w:lineRule="auto"/>
+        <w:spacing w:before="0" w:after="62" w:line="259" w:lineRule="auto"/>
         <w:keepLines w:val="1"/>
       </w:pPr>
       <w:r>
@@ -597,12 +611,12 @@
           <w:i w:val="0"/>
           <w:sz w:val="22"/>
         </w:rPr>
-        <w:t>11:45 Are You Growing—or Just Being Given More Work?</w:t>
+        <w:t>13:14 Are You Growing—or Just Being Given More Work?</w:t>
       </w:r>
     </w:p>
     <w:p>
       <w:pPr>
-        <w:spacing w:before="0" w:after="48" w:line="283" w:lineRule="auto"/>
+        <w:spacing w:before="0" w:after="26" w:line="259" w:lineRule="auto"/>
         <w:keepLines w:val="1"/>
       </w:pPr>
       <w:r>
@@ -616,7 +630,7 @@
     </w:p>
     <w:p>
       <w:pPr>
-        <w:spacing w:before="0" w:after="112" w:line="283" w:lineRule="auto"/>
+        <w:spacing w:before="0" w:after="62" w:line="259" w:lineRule="auto"/>
         <w:keepLines w:val="1"/>
       </w:pPr>
       <w:r>
@@ -630,7 +644,7 @@
     </w:p>
     <w:p>
       <w:pPr>
-        <w:spacing w:before="0" w:after="112" w:line="283" w:lineRule="auto"/>
+        <w:spacing w:before="0" w:after="62" w:line="259" w:lineRule="auto"/>
         <w:keepLines w:val="1"/>
       </w:pPr>
       <w:r>
@@ -644,7 +658,7 @@
     </w:p>
     <w:p>
       <w:pPr>
-        <w:spacing w:before="0" w:after="112" w:line="283" w:lineRule="auto"/>
+        <w:spacing w:before="0" w:after="62" w:line="259" w:lineRule="auto"/>
         <w:keepLines w:val="1"/>
       </w:pPr>
       <w:r>
@@ -658,7 +672,7 @@
     </w:p>
     <w:p>
       <w:pPr>
-        <w:spacing w:before="0" w:after="48" w:line="283" w:lineRule="auto"/>
+        <w:spacing w:before="0" w:after="26" w:line="259" w:lineRule="auto"/>
         <w:keepLines w:val="1"/>
       </w:pPr>
       <w:r>
@@ -672,7 +686,7 @@
     </w:p>
     <w:p>
       <w:pPr>
-        <w:spacing w:before="0" w:after="112" w:line="283" w:lineRule="auto"/>
+        <w:spacing w:before="0" w:after="62" w:line="259" w:lineRule="auto"/>
         <w:keepLines w:val="1"/>
       </w:pPr>
       <w:r>
@@ -686,7 +700,7 @@
     </w:p>
     <w:p>
       <w:pPr>
-        <w:spacing w:before="0" w:after="112" w:line="283" w:lineRule="auto"/>
+        <w:spacing w:before="0" w:after="62" w:line="259" w:lineRule="auto"/>
         <w:keepLines w:val="1"/>
       </w:pPr>
       <w:r>
@@ -700,7 +714,7 @@
     </w:p>
     <w:p>
       <w:pPr>
-        <w:spacing w:before="0" w:after="112" w:line="283" w:lineRule="auto"/>
+        <w:spacing w:before="0" w:after="62" w:line="259" w:lineRule="auto"/>
         <w:keepLines w:val="1"/>
       </w:pPr>
       <w:r>
@@ -714,7 +728,7 @@
     </w:p>
     <w:p>
       <w:pPr>
-        <w:spacing w:before="0" w:after="112" w:line="283" w:lineRule="auto"/>
+        <w:spacing w:before="0" w:after="62" w:line="259" w:lineRule="auto"/>
         <w:keepLines w:val="1"/>
       </w:pPr>
       <w:r>
@@ -728,7 +742,7 @@
     </w:p>
     <w:p>
       <w:pPr>
-        <w:spacing w:before="0" w:after="112" w:line="283" w:lineRule="auto"/>
+        <w:spacing w:before="0" w:after="62" w:line="259" w:lineRule="auto"/>
         <w:keepLines w:val="1"/>
       </w:pPr>
       <w:r>
@@ -742,7 +756,7 @@
     </w:p>
     <w:p>
       <w:pPr>
-        <w:spacing w:before="0" w:after="112" w:line="283" w:lineRule="auto"/>
+        <w:spacing w:before="0" w:after="62" w:line="259" w:lineRule="auto"/>
         <w:keepLines w:val="1"/>
       </w:pPr>
       <w:r>
@@ -756,7 +770,7 @@
     </w:p>
     <w:p>
       <w:pPr>
-        <w:spacing w:before="0" w:after="112" w:line="283" w:lineRule="auto"/>
+        <w:spacing w:before="0" w:after="62" w:line="259" w:lineRule="auto"/>
         <w:keepLines w:val="1"/>
       </w:pPr>
       <w:r>
@@ -770,7 +784,7 @@
     </w:p>
     <w:p>
       <w:pPr>
-        <w:spacing w:before="0" w:after="48" w:line="283" w:lineRule="auto"/>
+        <w:spacing w:before="0" w:after="26" w:line="259" w:lineRule="auto"/>
         <w:keepLines w:val="1"/>
       </w:pPr>
       <w:r>
@@ -784,7 +798,7 @@
     </w:p>
     <w:p>
       <w:pPr>
-        <w:spacing w:before="0" w:after="112" w:line="283" w:lineRule="auto"/>
+        <w:spacing w:before="0" w:after="62" w:line="259" w:lineRule="auto"/>
         <w:keepLines w:val="1"/>
       </w:pPr>
       <w:r>
@@ -798,7 +812,7 @@
     </w:p>
     <w:p>
       <w:pPr>
-        <w:spacing w:before="224" w:after="192" w:line="283" w:lineRule="auto"/>
+        <w:spacing w:before="124" w:after="106" w:line="259" w:lineRule="auto"/>
         <w:keepLines w:val="1"/>
       </w:pPr>
       <w:r>
@@ -813,7 +827,7 @@
     </w:p>
     <w:p>
       <w:pPr>
-        <w:spacing w:before="224" w:after="128" w:line="283" w:lineRule="auto"/>
+        <w:spacing w:before="124" w:after="70" w:line="259" w:lineRule="auto"/>
         <w:keepLines w:val="1"/>
         <w:keepNext w:val="1"/>
       </w:pPr>
@@ -829,7 +843,7 @@
     </w:p>
     <w:p>
       <w:pPr>
-        <w:spacing w:before="0" w:after="96" w:line="283" w:lineRule="auto"/>
+        <w:spacing w:before="0" w:after="52" w:line="259" w:lineRule="auto"/>
         <w:shd w:val="clear" w:fill="F3F0E8"/>
         <w:keepLines w:val="1"/>
       </w:pPr>
@@ -845,7 +859,7 @@
     </w:p>
     <w:p>
       <w:pPr>
-        <w:spacing w:before="0" w:after="160" w:line="283" w:lineRule="auto"/>
+        <w:spacing w:before="0" w:after="88" w:line="259" w:lineRule="auto"/>
         <w:shd w:val="clear" w:fill="F3F0E8"/>
         <w:keepLines w:val="1"/>
       </w:pPr>
@@ -861,7 +875,7 @@
     </w:p>
     <w:p>
       <w:pPr>
-        <w:spacing w:before="224" w:after="128" w:line="283" w:lineRule="auto"/>
+        <w:spacing w:before="124" w:after="70" w:line="259" w:lineRule="auto"/>
         <w:keepLines w:val="1"/>
         <w:keepNext w:val="1"/>
       </w:pPr>
@@ -877,7 +891,7 @@
     </w:p>
     <w:p>
       <w:pPr>
-        <w:spacing w:before="0" w:after="128" w:line="283" w:lineRule="auto"/>
+        <w:spacing w:before="0" w:after="70" w:line="259" w:lineRule="auto"/>
         <w:keepLines w:val="1"/>
       </w:pPr>
       <w:r>
@@ -892,7 +906,7 @@
     </w:p>
     <w:p>
       <w:pPr>
-        <w:spacing w:before="0" w:after="64" w:line="283" w:lineRule="auto"/>
+        <w:spacing w:before="0" w:after="36" w:line="259" w:lineRule="auto"/>
         <w:keepLines w:val="1"/>
       </w:pPr>
       <w:r>
@@ -906,7 +920,7 @@
     </w:p>
     <w:p>
       <w:pPr>
-        <w:spacing w:before="0" w:after="64" w:line="283" w:lineRule="auto"/>
+        <w:spacing w:before="0" w:after="36" w:line="259" w:lineRule="auto"/>
         <w:keepLines w:val="1"/>
       </w:pPr>
       <w:r>
@@ -915,12 +929,12 @@
           <w:i w:val="0"/>
           <w:sz w:val="22"/>
         </w:rPr>
-        <w:t>00:38 What an Internal Move Really Gives You</w:t>
+        <w:t>00:46 What an Internal Move Really Gives You</w:t>
       </w:r>
     </w:p>
     <w:p>
       <w:pPr>
-        <w:spacing w:before="0" w:after="64" w:line="283" w:lineRule="auto"/>
+        <w:spacing w:before="0" w:after="36" w:line="259" w:lineRule="auto"/>
         <w:keepLines w:val="1"/>
       </w:pPr>
       <w:r>
@@ -929,12 +943,12 @@
           <w:i w:val="0"/>
           <w:sz w:val="22"/>
         </w:rPr>
-        <w:t>01:58 The 3 Questions for an Internal Move</w:t>
+        <w:t>02:19 The 3 Questions for an Internal Move</w:t>
       </w:r>
     </w:p>
     <w:p>
       <w:pPr>
-        <w:spacing w:before="0" w:after="64" w:line="283" w:lineRule="auto"/>
+        <w:spacing w:before="0" w:after="36" w:line="259" w:lineRule="auto"/>
         <w:keepLines w:val="1"/>
       </w:pPr>
       <w:r>
@@ -943,12 +957,12 @@
           <w:i w:val="0"/>
           <w:sz w:val="22"/>
         </w:rPr>
-        <w:t>02:14 Will the Work Change?</w:t>
+        <w:t>02:37 Will the Work Change?</w:t>
       </w:r>
     </w:p>
     <w:p>
       <w:pPr>
-        <w:spacing w:before="0" w:after="64" w:line="283" w:lineRule="auto"/>
+        <w:spacing w:before="0" w:after="36" w:line="259" w:lineRule="auto"/>
         <w:keepLines w:val="1"/>
       </w:pPr>
       <w:r>
@@ -957,12 +971,12 @@
           <w:i w:val="0"/>
           <w:sz w:val="22"/>
         </w:rPr>
-        <w:t>03:06 When the Organization Still Sees the Old You</w:t>
+        <w:t>03:49 When People Still See the Old You</w:t>
       </w:r>
     </w:p>
     <w:p>
       <w:pPr>
-        <w:spacing w:before="0" w:after="64" w:line="283" w:lineRule="auto"/>
+        <w:spacing w:before="0" w:after="36" w:line="259" w:lineRule="auto"/>
         <w:keepLines w:val="1"/>
       </w:pPr>
       <w:r>
@@ -971,12 +985,12 @@
           <w:i w:val="0"/>
           <w:sz w:val="22"/>
         </w:rPr>
-        <w:t>04:32 Will Your Judgment Expand?</w:t>
+        <w:t>05:24 Will Your Judgment Expand?</w:t>
       </w:r>
     </w:p>
     <w:p>
       <w:pPr>
-        <w:spacing w:before="0" w:after="64" w:line="283" w:lineRule="auto"/>
+        <w:spacing w:before="0" w:after="36" w:line="259" w:lineRule="auto"/>
         <w:keepLines w:val="1"/>
       </w:pPr>
       <w:r>
@@ -985,12 +999,12 @@
           <w:i w:val="0"/>
           <w:sz w:val="22"/>
         </w:rPr>
-        <w:t>04:39 More Tasks vs. More Judgment</w:t>
+        <w:t>05:33 More Tasks vs. More Judgment</w:t>
       </w:r>
     </w:p>
     <w:p>
       <w:pPr>
-        <w:spacing w:before="0" w:after="64" w:line="283" w:lineRule="auto"/>
+        <w:spacing w:before="0" w:after="36" w:line="259" w:lineRule="auto"/>
         <w:keepLines w:val="1"/>
       </w:pPr>
       <w:r>
@@ -999,12 +1013,12 @@
           <w:i w:val="0"/>
           <w:sz w:val="22"/>
         </w:rPr>
-        <w:t>06:40 Will the Evidence Travel?</w:t>
+        <w:t>07:43 Will the Evidence Travel?</w:t>
       </w:r>
     </w:p>
     <w:p>
       <w:pPr>
-        <w:spacing w:before="0" w:after="64" w:line="283" w:lineRule="auto"/>
+        <w:spacing w:before="0" w:after="36" w:line="259" w:lineRule="auto"/>
         <w:keepLines w:val="1"/>
       </w:pPr>
       <w:r>
@@ -1013,12 +1027,12 @@
           <w:i w:val="0"/>
           <w:sz w:val="22"/>
         </w:rPr>
-        <w:t>08:00 Read the Three Answers</w:t>
+        <w:t>09:11 Read the Three Answers</w:t>
       </w:r>
     </w:p>
     <w:p>
       <w:pPr>
-        <w:spacing w:before="0" w:after="64" w:line="283" w:lineRule="auto"/>
+        <w:spacing w:before="0" w:after="36" w:line="259" w:lineRule="auto"/>
         <w:keepLines w:val="1"/>
       </w:pPr>
       <w:r>
@@ -1027,12 +1041,12 @@
           <w:i w:val="0"/>
           <w:sz w:val="22"/>
         </w:rPr>
-        <w:t>09:00 What the Opportunity Says About the Organization</w:t>
+        <w:t>10:26 What the Opportunity Says About the Organization</w:t>
       </w:r>
     </w:p>
     <w:p>
       <w:pPr>
-        <w:spacing w:before="0" w:after="64" w:line="283" w:lineRule="auto"/>
+        <w:spacing w:before="0" w:after="36" w:line="259" w:lineRule="auto"/>
         <w:keepLines w:val="1"/>
       </w:pPr>
       <w:r>
@@ -1041,12 +1055,12 @@
           <w:i w:val="0"/>
           <w:sz w:val="22"/>
         </w:rPr>
-        <w:t>10:32 When an Internal Move Will Not Solve the Problem</w:t>
+        <w:t>11:59 When an Internal Move Will Not Solve the Problem</w:t>
       </w:r>
     </w:p>
     <w:p>
       <w:pPr>
-        <w:spacing w:before="0" w:after="64" w:line="283" w:lineRule="auto"/>
+        <w:spacing w:before="0" w:after="36" w:line="259" w:lineRule="auto"/>
         <w:keepLines w:val="1"/>
       </w:pPr>
       <w:r>
@@ -1055,12 +1069,12 @@
           <w:i w:val="0"/>
           <w:sz w:val="22"/>
         </w:rPr>
-        <w:t>11:17 Career Decision Evidence Check</w:t>
+        <w:t>12:45 Career Decision Evidence Check</w:t>
       </w:r>
     </w:p>
     <w:p>
       <w:pPr>
-        <w:spacing w:before="0" w:after="64" w:line="283" w:lineRule="auto"/>
+        <w:spacing w:before="0" w:after="36" w:line="259" w:lineRule="auto"/>
         <w:keepLines w:val="1"/>
       </w:pPr>
       <w:r>
@@ -1069,12 +1083,12 @@
           <w:i w:val="0"/>
           <w:sz w:val="22"/>
         </w:rPr>
-        <w:t>11:45 Are You Growing—or Just Being Given More Work?</w:t>
+        <w:t>13:14 Are You Growing—or Just Being Given More Work?</w:t>
       </w:r>
     </w:p>
     <w:p>
       <w:pPr>
-        <w:spacing w:before="224" w:after="128" w:line="283" w:lineRule="auto"/>
+        <w:spacing w:before="124" w:after="70" w:line="259" w:lineRule="auto"/>
         <w:keepLines w:val="1"/>
         <w:keepNext w:val="1"/>
       </w:pPr>
@@ -1090,7 +1104,7 @@
     </w:p>
     <w:p>
       <w:pPr>
-        <w:spacing w:before="0" w:after="96" w:line="283" w:lineRule="auto"/>
+        <w:spacing w:before="0" w:after="52" w:line="259" w:lineRule="auto"/>
         <w:keepLines w:val="1"/>
       </w:pPr>
       <w:r>
@@ -1099,12 +1113,12 @@
           <w:i w:val="0"/>
           <w:sz w:val="22"/>
         </w:rPr>
-        <w:t>If you are considering an internal move, which question is least clear?</w:t>
+        <w:t>If you are considering an internal move, which question is least clear for you?</w:t>
       </w:r>
     </w:p>
     <w:p>
       <w:pPr>
-        <w:spacing w:before="0" w:after="96" w:line="283" w:lineRule="auto"/>
+        <w:spacing w:before="0" w:after="52" w:line="259" w:lineRule="auto"/>
         <w:keepLines w:val="1"/>
       </w:pPr>
       <w:r>
@@ -1118,7 +1132,7 @@
     </w:p>
     <w:p>
       <w:pPr>
-        <w:spacing w:before="0" w:after="96" w:line="283" w:lineRule="auto"/>
+        <w:spacing w:before="0" w:after="52" w:line="259" w:lineRule="auto"/>
         <w:keepLines w:val="1"/>
       </w:pPr>
       <w:r>
@@ -1132,7 +1146,7 @@
     </w:p>
     <w:p>
       <w:pPr>
-        <w:spacing w:before="0" w:after="96" w:line="283" w:lineRule="auto"/>
+        <w:spacing w:before="0" w:after="52" w:line="259" w:lineRule="auto"/>
         <w:keepLines w:val="1"/>
       </w:pPr>
       <w:r>
@@ -1146,7 +1160,7 @@
     </w:p>
     <w:p>
       <w:pPr>
-        <w:spacing w:before="0" w:after="96" w:line="283" w:lineRule="auto"/>
+        <w:spacing w:before="0" w:after="52" w:line="259" w:lineRule="auto"/>
         <w:keepLines w:val="1"/>
       </w:pPr>
       <w:r>
@@ -1155,12 +1169,12 @@
           <w:i w:val="0"/>
           <w:sz w:val="22"/>
         </w:rPr>
-        <w:t>Then ask one more question:</w:t>
+        <w:t>Then ask:</w:t>
       </w:r>
     </w:p>
     <w:p>
       <w:pPr>
-        <w:spacing w:before="0" w:after="96" w:line="283" w:lineRule="auto"/>
+        <w:spacing w:before="0" w:after="52" w:line="259" w:lineRule="auto"/>
         <w:keepLines w:val="1"/>
       </w:pPr>
       <w:r>
@@ -1174,7 +1188,7 @@
     </w:p>
     <w:p>
       <w:pPr>
-        <w:spacing w:before="0" w:after="96" w:line="283" w:lineRule="auto"/>
+        <w:spacing w:before="0" w:after="52" w:line="259" w:lineRule="auto"/>
         <w:keepLines w:val="1"/>
       </w:pPr>
       <w:r>
@@ -1188,7 +1202,7 @@
     </w:p>
     <w:p>
       <w:pPr>
-        <w:spacing w:before="0" w:after="96" w:line="283" w:lineRule="auto"/>
+        <w:spacing w:before="0" w:after="52" w:line="259" w:lineRule="auto"/>
         <w:keepLines w:val="1"/>
       </w:pPr>
       <w:r>
@@ -1202,7 +1216,7 @@
     </w:p>
     <w:p>
       <w:pPr>
-        <w:spacing w:before="0" w:after="96" w:line="283" w:lineRule="auto"/>
+        <w:spacing w:before="0" w:after="52" w:line="259" w:lineRule="auto"/>
         <w:keepLines w:val="1"/>
       </w:pPr>
       <w:r>
@@ -1216,7 +1230,7 @@
     </w:p>
     <w:p>
       <w:pPr>
-        <w:spacing w:before="224" w:after="128" w:line="283" w:lineRule="auto"/>
+        <w:spacing w:before="124" w:after="70" w:line="259" w:lineRule="auto"/>
         <w:keepLines w:val="1"/>
         <w:keepNext w:val="1"/>
       </w:pPr>
@@ -1232,7 +1246,7 @@
     </w:p>
     <w:p>
       <w:pPr>
-        <w:spacing w:before="0" w:after="128" w:line="283" w:lineRule="auto"/>
+        <w:spacing w:before="0" w:after="70" w:line="259" w:lineRule="auto"/>
         <w:keepLines w:val="1"/>
       </w:pPr>
       <w:r>
@@ -1246,7 +1260,7 @@
     </w:p>
     <w:p>
       <w:pPr>
-        <w:spacing w:before="224" w:after="128" w:line="283" w:lineRule="auto"/>
+        <w:spacing w:before="124" w:after="70" w:line="259" w:lineRule="auto"/>
         <w:keepLines w:val="1"/>
         <w:keepNext w:val="1"/>
       </w:pPr>
@@ -1262,7 +1276,7 @@
     </w:p>
     <w:p>
       <w:pPr>
-        <w:spacing w:before="0" w:after="96" w:line="283" w:lineRule="auto"/>
+        <w:spacing w:before="0" w:after="52" w:line="259" w:lineRule="auto"/>
         <w:keepLines w:val="1"/>
       </w:pPr>
       <w:r>
@@ -1277,7 +1291,7 @@
     </w:p>
     <w:p>
       <w:pPr>
-        <w:spacing w:before="0" w:after="160" w:line="283" w:lineRule="auto"/>
+        <w:spacing w:before="0" w:after="88" w:line="259" w:lineRule="auto"/>
         <w:keepLines w:val="1"/>
       </w:pPr>
       <w:r>

--- a/deliverables/video-5-slides/hit-final/Video_5_YouTube_Description_HIT.docx
+++ b/deliverables/video-5-slides/hit-final/Video_5_YouTube_Description_HIT.docx
@@ -4,7 +4,7 @@
   <w:body>
     <w:p>
       <w:pPr>
-        <w:spacing w:before="0" w:after="36" w:line="259" w:lineRule="auto"/>
+        <w:spacing w:before="0" w:after="28" w:line="250" w:lineRule="auto"/>
       </w:pPr>
       <w:r>
         <w:rPr>
@@ -19,7 +19,7 @@
     </w:p>
     <w:p>
       <w:pPr>
-        <w:spacing w:before="0" w:after="36" w:line="259" w:lineRule="auto"/>
+        <w:spacing w:before="0" w:after="28" w:line="250" w:lineRule="auto"/>
       </w:pPr>
       <w:r>
         <w:rPr>
@@ -33,7 +33,7 @@
     </w:p>
     <w:p>
       <w:pPr>
-        <w:spacing w:before="0" w:after="52" w:line="259" w:lineRule="auto"/>
+        <w:spacing w:before="0" w:after="40" w:line="250" w:lineRule="auto"/>
       </w:pPr>
       <w:r>
         <w:rPr>
@@ -42,12 +42,12 @@
           <w:color w:val="5A6B82"/>
           <w:sz w:val="22"/>
         </w:rPr>
-        <w:t>Video 5  ·  YouTube description</w:t>
+        <w:t>Video 5  ·  YouTube description  ·  v5.0</w:t>
       </w:r>
     </w:p>
     <w:p>
       <w:pPr>
-        <w:spacing w:before="0" w:after="158" w:line="259" w:lineRule="auto"/>
+        <w:spacing w:before="0" w:after="122" w:line="250" w:lineRule="auto"/>
       </w:pPr>
       <w:r>
         <w:rPr>
@@ -61,7 +61,7 @@
     </w:p>
     <w:p>
       <w:pPr>
-        <w:spacing w:before="124" w:after="70" w:line="259" w:lineRule="auto"/>
+        <w:spacing w:before="96" w:after="54" w:line="250" w:lineRule="auto"/>
         <w:keepLines w:val="1"/>
         <w:keepNext w:val="1"/>
       </w:pPr>
@@ -77,7 +77,7 @@
     </w:p>
     <w:p>
       <w:pPr>
-        <w:spacing w:before="0" w:after="88" w:line="259" w:lineRule="auto"/>
+        <w:spacing w:before="0" w:after="68" w:line="250" w:lineRule="auto"/>
       </w:pPr>
       <w:r>
         <w:rPr>
@@ -90,7 +90,7 @@
     </w:p>
     <w:p>
       <w:pPr>
-        <w:spacing w:before="124" w:after="70" w:line="259" w:lineRule="auto"/>
+        <w:spacing w:before="96" w:after="54" w:line="250" w:lineRule="auto"/>
         <w:keepLines w:val="1"/>
         <w:keepNext w:val="1"/>
       </w:pPr>
@@ -106,7 +106,7 @@
     </w:p>
     <w:p>
       <w:pPr>
-        <w:spacing w:before="0" w:after="88" w:line="259" w:lineRule="auto"/>
+        <w:spacing w:before="0" w:after="68" w:line="250" w:lineRule="auto"/>
       </w:pPr>
       <w:r>
         <w:rPr>
@@ -119,7 +119,7 @@
     </w:p>
     <w:p>
       <w:pPr>
-        <w:spacing w:before="124" w:after="70" w:line="259" w:lineRule="auto"/>
+        <w:spacing w:before="96" w:after="54" w:line="250" w:lineRule="auto"/>
         <w:keepLines w:val="1"/>
         <w:keepNext w:val="1"/>
       </w:pPr>
@@ -135,7 +135,7 @@
     </w:p>
     <w:p>
       <w:pPr>
-        <w:spacing w:before="0" w:after="88" w:line="259" w:lineRule="auto"/>
+        <w:spacing w:before="0" w:after="68" w:line="250" w:lineRule="auto"/>
       </w:pPr>
       <w:r>
         <w:rPr>
@@ -148,7 +148,7 @@
     </w:p>
     <w:p>
       <w:pPr>
-        <w:spacing w:before="124" w:after="70" w:line="259" w:lineRule="auto"/>
+        <w:spacing w:before="96" w:after="54" w:line="250" w:lineRule="auto"/>
         <w:keepLines w:val="1"/>
         <w:keepNext w:val="1"/>
       </w:pPr>
@@ -164,7 +164,7 @@
     </w:p>
     <w:p>
       <w:pPr>
-        <w:spacing w:before="0" w:after="106" w:line="259" w:lineRule="auto"/>
+        <w:spacing w:before="0" w:after="82" w:line="250" w:lineRule="auto"/>
         <w:shd w:val="clear" w:fill="F3F0E8"/>
         <w:keepLines w:val="1"/>
       </w:pPr>
@@ -175,12 +175,12 @@
           <w:color w:val="9B2C10"/>
           <w:sz w:val="21"/>
         </w:rPr>
-        <w:t>The restrained emoji treatment on the section labels and the three teaching bullets is part of the approved standard: ✨ teaching points, 🧭 CTA and resource, ⏱️ chapters, ▶️ Watch Next, 🔗 Connect and Explore. Do not remove it, and do not add more.</w:t>
+        <w:t>The restrained emoji system is part of the approved standard: ✨ teaching points, 🧭 CTA and resource, ⏱️ chapters, ▶️ Watch Next, 🔗 Connect and Explore. Do not remove it and do not add more.</w:t>
       </w:r>
     </w:p>
     <w:p>
       <w:pPr>
-        <w:spacing w:before="124" w:after="106" w:line="259" w:lineRule="auto"/>
+        <w:spacing w:before="96" w:after="82" w:line="250" w:lineRule="auto"/>
         <w:keepLines w:val="1"/>
         <w:shd w:val="clear" w:fill="E8EDF4"/>
       </w:pPr>
@@ -196,7 +196,7 @@
     </w:p>
     <w:p>
       <w:pPr>
-        <w:spacing w:before="0" w:after="62" w:line="259" w:lineRule="auto"/>
+        <w:spacing w:before="0" w:after="48" w:line="250" w:lineRule="auto"/>
         <w:keepLines w:val="1"/>
       </w:pPr>
       <w:r>
@@ -205,12 +205,12 @@
           <w:i w:val="0"/>
           <w:sz w:val="22"/>
         </w:rPr>
-        <w:t>You may not need to leave your company to find work that expands your career.</w:t>
+        <w:t>You are doing well where you are, and you have started looking at job adverts anyway. Not because anything is wrong — you want different work, and somewhere along the way you decided leaving is the only way to get it.</w:t>
       </w:r>
     </w:p>
     <w:p>
       <w:pPr>
-        <w:spacing w:before="0" w:after="62" w:line="259" w:lineRule="auto"/>
+        <w:spacing w:before="0" w:after="48" w:line="250" w:lineRule="auto"/>
         <w:keepLines w:val="1"/>
       </w:pPr>
       <w:r>
@@ -219,12 +219,12 @@
           <w:i w:val="0"/>
           <w:sz w:val="22"/>
         </w:rPr>
-        <w:t>If you are considering an internal move, I want to help you look past the title and test what the opportunity could actually build in you.</w:t>
+        <w:t>You may not need to leave. You may need access to work your current role is not giving you yet.</w:t>
       </w:r>
     </w:p>
     <w:p>
       <w:pPr>
-        <w:spacing w:before="0" w:after="62" w:line="259" w:lineRule="auto"/>
+        <w:spacing w:before="0" w:after="48" w:line="250" w:lineRule="auto"/>
         <w:keepLines w:val="1"/>
       </w:pPr>
       <w:r>
@@ -233,12 +233,26 @@
           <w:i w:val="0"/>
           <w:sz w:val="22"/>
         </w:rPr>
-        <w:t>Use three questions:</w:t>
+        <w:t>About six months after I came back from maternity leave in one chapter of my career, my scope expanded beyond the original box of the role. More landed on me — and that was not the part that mattered. What mattered was being trusted with different work.</w:t>
       </w:r>
     </w:p>
     <w:p>
       <w:pPr>
-        <w:spacing w:before="0" w:after="62" w:line="259" w:lineRule="auto"/>
+        <w:spacing w:before="0" w:after="48" w:line="250" w:lineRule="auto"/>
+        <w:keepLines w:val="1"/>
+      </w:pPr>
+      <w:r>
+        <w:rPr>
+          <w:b w:val="0"/>
+          <w:i w:val="0"/>
+          <w:sz w:val="22"/>
+        </w:rPr>
+        <w:t>Movement is not automatically growth. Three questions to test an internal role, transfer, team change or stretch opportunity:</w:t>
+      </w:r>
+    </w:p>
+    <w:p>
+      <w:pPr>
+        <w:spacing w:before="0" w:after="48" w:line="250" w:lineRule="auto"/>
         <w:keepLines w:val="1"/>
       </w:pPr>
       <w:r>
@@ -252,7 +266,7 @@
     </w:p>
     <w:p>
       <w:pPr>
-        <w:spacing w:before="0" w:after="62" w:line="259" w:lineRule="auto"/>
+        <w:spacing w:before="0" w:after="48" w:line="250" w:lineRule="auto"/>
         <w:keepLines w:val="1"/>
       </w:pPr>
       <w:r>
@@ -266,7 +280,7 @@
     </w:p>
     <w:p>
       <w:pPr>
-        <w:spacing w:before="0" w:after="62" w:line="259" w:lineRule="auto"/>
+        <w:spacing w:before="0" w:after="48" w:line="250" w:lineRule="auto"/>
         <w:keepLines w:val="1"/>
       </w:pPr>
       <w:r>
@@ -280,7 +294,7 @@
     </w:p>
     <w:p>
       <w:pPr>
-        <w:spacing w:before="0" w:after="62" w:line="259" w:lineRule="auto"/>
+        <w:spacing w:before="0" w:after="48" w:line="250" w:lineRule="auto"/>
         <w:keepLines w:val="1"/>
       </w:pPr>
       <w:r>
@@ -289,12 +303,12 @@
           <w:i w:val="0"/>
           <w:sz w:val="22"/>
         </w:rPr>
-        <w:t>I also want you to look at the organizational side of the decision.</w:t>
+        <w:t>I also look at the other side of the decision: what your organisation is actually willing to let you learn, decide and own — and why the people who value you most can be the ones least able to imagine you doing something else.</w:t>
       </w:r>
     </w:p>
     <w:p>
       <w:pPr>
-        <w:spacing w:before="0" w:after="62" w:line="259" w:lineRule="auto"/>
+        <w:spacing w:before="0" w:after="48" w:line="250" w:lineRule="auto"/>
         <w:keepLines w:val="1"/>
       </w:pPr>
       <w:r>
@@ -303,12 +317,12 @@
           <w:i w:val="0"/>
           <w:sz w:val="22"/>
         </w:rPr>
-        <w:t>What is the company actually willing to let you learn, decide and own?</w:t>
+        <w:t>A move that does not change the work can still be right for you. Better pay, better hours, a better manager, stability while your life is loud. Just name the trade honestly.</w:t>
       </w:r>
     </w:p>
     <w:p>
       <w:pPr>
-        <w:spacing w:before="0" w:after="62" w:line="259" w:lineRule="auto"/>
+        <w:spacing w:before="0" w:after="48" w:line="250" w:lineRule="auto"/>
         <w:keepLines w:val="1"/>
       </w:pPr>
       <w:r>
@@ -317,40 +331,12 @@
           <w:i w:val="0"/>
           <w:sz w:val="22"/>
         </w:rPr>
-        <w:t>You can be deeply valued in your current role and still find that people struggle to picture you somewhere else.</w:t>
+        <w:t>The goal is not deciding this one move. It is being able to read any opportunity — inside or outside — for what it will actually build in you.</w:t>
       </w:r>
     </w:p>
     <w:p>
       <w:pPr>
-        <w:spacing w:before="0" w:after="62" w:line="259" w:lineRule="auto"/>
-        <w:keepLines w:val="1"/>
-      </w:pPr>
-      <w:r>
-        <w:rPr>
-          <w:b w:val="0"/>
-          <w:i w:val="0"/>
-          <w:sz w:val="22"/>
-        </w:rPr>
-        <w:t>The real question is not simply whether you moved.</w:t>
-      </w:r>
-    </w:p>
-    <w:p>
-      <w:pPr>
-        <w:spacing w:before="0" w:after="62" w:line="259" w:lineRule="auto"/>
-        <w:keepLines w:val="1"/>
-      </w:pPr>
-      <w:r>
-        <w:rPr>
-          <w:b w:val="0"/>
-          <w:i w:val="0"/>
-          <w:sz w:val="22"/>
-        </w:rPr>
-        <w:t>It is whether the move increased what you can carry afterward.</w:t>
-      </w:r>
-    </w:p>
-    <w:p>
-      <w:pPr>
-        <w:spacing w:before="0" w:after="26" w:line="259" w:lineRule="auto"/>
+        <w:spacing w:before="0" w:after="20" w:line="250" w:lineRule="auto"/>
         <w:keepLines w:val="1"/>
       </w:pPr>
       <w:r>
@@ -364,7 +350,7 @@
     </w:p>
     <w:p>
       <w:pPr>
-        <w:spacing w:before="0" w:after="62" w:line="259" w:lineRule="auto"/>
+        <w:spacing w:before="0" w:after="48" w:line="250" w:lineRule="auto"/>
         <w:keepLines w:val="1"/>
       </w:pPr>
       <w:r>
@@ -378,7 +364,7 @@
     </w:p>
     <w:p>
       <w:pPr>
-        <w:spacing w:before="0" w:after="62" w:line="259" w:lineRule="auto"/>
+        <w:spacing w:before="0" w:after="48" w:line="250" w:lineRule="auto"/>
         <w:keepLines w:val="1"/>
       </w:pPr>
       <w:r>
@@ -387,12 +373,12 @@
           <w:i w:val="0"/>
           <w:sz w:val="22"/>
         </w:rPr>
-        <w:t>If you are actively deciding whether to stay, move internally or leave, use the Career Decision Evidence Check to organize the evidence behind your choice:</w:t>
+        <w:t>If you are actively weighing whether to stay, move internally or leave, use this to organise the evidence behind the choice:</w:t>
       </w:r>
     </w:p>
     <w:p>
       <w:pPr>
-        <w:spacing w:before="0" w:after="62" w:line="259" w:lineRule="auto"/>
+        <w:spacing w:before="0" w:after="48" w:line="250" w:lineRule="auto"/>
         <w:keepLines w:val="1"/>
       </w:pPr>
       <w:r>
@@ -406,7 +392,7 @@
     </w:p>
     <w:p>
       <w:pPr>
-        <w:spacing w:before="0" w:after="26" w:line="259" w:lineRule="auto"/>
+        <w:spacing w:before="0" w:after="20" w:line="250" w:lineRule="auto"/>
         <w:keepLines w:val="1"/>
       </w:pPr>
       <w:r>
@@ -420,7 +406,7 @@
     </w:p>
     <w:p>
       <w:pPr>
-        <w:spacing w:before="0" w:after="62" w:line="259" w:lineRule="auto"/>
+        <w:spacing w:before="0" w:after="48" w:line="250" w:lineRule="auto"/>
         <w:keepLines w:val="1"/>
       </w:pPr>
       <w:r>
@@ -434,7 +420,7 @@
     </w:p>
     <w:p>
       <w:pPr>
-        <w:spacing w:before="0" w:after="62" w:line="259" w:lineRule="auto"/>
+        <w:spacing w:before="0" w:after="48" w:line="250" w:lineRule="auto"/>
         <w:keepLines w:val="1"/>
       </w:pPr>
       <w:r>
@@ -443,12 +429,12 @@
           <w:i w:val="0"/>
           <w:sz w:val="22"/>
         </w:rPr>
-        <w:t>00:00 You May Not Need to Leave</w:t>
+        <w:t>00:00 You Have Started Looking at Job Adverts</w:t>
       </w:r>
     </w:p>
     <w:p>
       <w:pPr>
-        <w:spacing w:before="0" w:after="62" w:line="259" w:lineRule="auto"/>
+        <w:spacing w:before="0" w:after="48" w:line="250" w:lineRule="auto"/>
         <w:keepLines w:val="1"/>
       </w:pPr>
       <w:r>
@@ -457,12 +443,12 @@
           <w:i w:val="0"/>
           <w:sz w:val="22"/>
         </w:rPr>
-        <w:t>00:46 What an Internal Move Really Gives You</w:t>
+        <w:t>00:38 The Moment More Work Was Not the Point</w:t>
       </w:r>
     </w:p>
     <w:p>
       <w:pPr>
-        <w:spacing w:before="0" w:after="62" w:line="259" w:lineRule="auto"/>
+        <w:spacing w:before="0" w:after="48" w:line="250" w:lineRule="auto"/>
         <w:keepLines w:val="1"/>
       </w:pPr>
       <w:r>
@@ -471,12 +457,12 @@
           <w:i w:val="0"/>
           <w:sz w:val="22"/>
         </w:rPr>
-        <w:t>02:19 The 3 Questions for an Internal Move</w:t>
+        <w:t>01:18 The Three Questions</w:t>
       </w:r>
     </w:p>
     <w:p>
       <w:pPr>
-        <w:spacing w:before="0" w:after="62" w:line="259" w:lineRule="auto"/>
+        <w:spacing w:before="0" w:after="48" w:line="250" w:lineRule="auto"/>
         <w:keepLines w:val="1"/>
       </w:pPr>
       <w:r>
@@ -485,12 +471,12 @@
           <w:i w:val="0"/>
           <w:sz w:val="22"/>
         </w:rPr>
-        <w:t>02:37 Will the Work Change?</w:t>
+        <w:t>01:49 Will the Work Change?</w:t>
       </w:r>
     </w:p>
     <w:p>
       <w:pPr>
-        <w:spacing w:before="0" w:after="62" w:line="259" w:lineRule="auto"/>
+        <w:spacing w:before="0" w:after="48" w:line="250" w:lineRule="auto"/>
         <w:keepLines w:val="1"/>
       </w:pPr>
       <w:r>
@@ -499,12 +485,12 @@
           <w:i w:val="0"/>
           <w:sz w:val="22"/>
         </w:rPr>
-        <w:t>03:49 When People Still See the Old You</w:t>
+        <w:t>02:24 What Real Access Looks Like</w:t>
       </w:r>
     </w:p>
     <w:p>
       <w:pPr>
-        <w:spacing w:before="0" w:after="62" w:line="259" w:lineRule="auto"/>
+        <w:spacing w:before="0" w:after="48" w:line="250" w:lineRule="auto"/>
         <w:keepLines w:val="1"/>
       </w:pPr>
       <w:r>
@@ -513,12 +499,12 @@
           <w:i w:val="0"/>
           <w:sz w:val="22"/>
         </w:rPr>
-        <w:t>05:24 Will Your Judgment Expand?</w:t>
+        <w:t>03:20 When People Still See You in One Shape</w:t>
       </w:r>
     </w:p>
     <w:p>
       <w:pPr>
-        <w:spacing w:before="0" w:after="62" w:line="259" w:lineRule="auto"/>
+        <w:spacing w:before="0" w:after="48" w:line="250" w:lineRule="auto"/>
         <w:keepLines w:val="1"/>
       </w:pPr>
       <w:r>
@@ -527,12 +513,12 @@
           <w:i w:val="0"/>
           <w:sz w:val="22"/>
         </w:rPr>
-        <w:t>05:33 More Tasks vs. More Judgment</w:t>
+        <w:t>04:33 Will Your Judgment Expand?</w:t>
       </w:r>
     </w:p>
     <w:p>
       <w:pPr>
-        <w:spacing w:before="0" w:after="62" w:line="259" w:lineRule="auto"/>
+        <w:spacing w:before="0" w:after="48" w:line="250" w:lineRule="auto"/>
         <w:keepLines w:val="1"/>
       </w:pPr>
       <w:r>
@@ -541,12 +527,12 @@
           <w:i w:val="0"/>
           <w:sz w:val="22"/>
         </w:rPr>
-        <w:t>07:43 Will the Evidence Travel?</w:t>
+        <w:t>04:41 More Tasks vs. More Judgment</w:t>
       </w:r>
     </w:p>
     <w:p>
       <w:pPr>
-        <w:spacing w:before="0" w:after="62" w:line="259" w:lineRule="auto"/>
+        <w:spacing w:before="0" w:after="48" w:line="250" w:lineRule="auto"/>
         <w:keepLines w:val="1"/>
       </w:pPr>
       <w:r>
@@ -555,12 +541,12 @@
           <w:i w:val="0"/>
           <w:sz w:val="22"/>
         </w:rPr>
-        <w:t>09:11 Read the Three Answers</w:t>
+        <w:t>06:45 Will the Evidence Travel?</w:t>
       </w:r>
     </w:p>
     <w:p>
       <w:pPr>
-        <w:spacing w:before="0" w:after="62" w:line="259" w:lineRule="auto"/>
+        <w:spacing w:before="0" w:after="48" w:line="250" w:lineRule="auto"/>
         <w:keepLines w:val="1"/>
       </w:pPr>
       <w:r>
@@ -569,12 +555,12 @@
           <w:i w:val="0"/>
           <w:sz w:val="22"/>
         </w:rPr>
-        <w:t>10:26 What the Opportunity Says About the Organization</w:t>
+        <w:t>08:08 Reading Your Three Answers</w:t>
       </w:r>
     </w:p>
     <w:p>
       <w:pPr>
-        <w:spacing w:before="0" w:after="62" w:line="259" w:lineRule="auto"/>
+        <w:spacing w:before="0" w:after="48" w:line="250" w:lineRule="auto"/>
         <w:keepLines w:val="1"/>
       </w:pPr>
       <w:r>
@@ -583,12 +569,12 @@
           <w:i w:val="0"/>
           <w:sz w:val="22"/>
         </w:rPr>
-        <w:t>11:59 When an Internal Move Will Not Solve the Problem</w:t>
+        <w:t>09:08 What the Answers Say About the Organisation</w:t>
       </w:r>
     </w:p>
     <w:p>
       <w:pPr>
-        <w:spacing w:before="0" w:after="62" w:line="259" w:lineRule="auto"/>
+        <w:spacing w:before="0" w:after="48" w:line="250" w:lineRule="auto"/>
         <w:keepLines w:val="1"/>
       </w:pPr>
       <w:r>
@@ -597,12 +583,12 @@
           <w:i w:val="0"/>
           <w:sz w:val="22"/>
         </w:rPr>
-        <w:t>12:45 Career Decision Evidence Check</w:t>
+        <w:t>11:06 Who You Are Becoming</w:t>
       </w:r>
     </w:p>
     <w:p>
       <w:pPr>
-        <w:spacing w:before="0" w:after="62" w:line="259" w:lineRule="auto"/>
+        <w:spacing w:before="0" w:after="48" w:line="250" w:lineRule="auto"/>
         <w:keepLines w:val="1"/>
       </w:pPr>
       <w:r>
@@ -611,12 +597,26 @@
           <w:i w:val="0"/>
           <w:sz w:val="22"/>
         </w:rPr>
-        <w:t>13:14 Are You Growing—or Just Being Given More Work?</w:t>
+        <w:t>11:33 Career Decision Evidence Check</w:t>
       </w:r>
     </w:p>
     <w:p>
       <w:pPr>
-        <w:spacing w:before="0" w:after="26" w:line="259" w:lineRule="auto"/>
+        <w:spacing w:before="0" w:after="48" w:line="250" w:lineRule="auto"/>
+        <w:keepLines w:val="1"/>
+      </w:pPr>
+      <w:r>
+        <w:rPr>
+          <w:b w:val="0"/>
+          <w:i w:val="0"/>
+          <w:sz w:val="22"/>
+        </w:rPr>
+        <w:t>12:01 Are You Growing—or Just Being Given More Work?</w:t>
+      </w:r>
+    </w:p>
+    <w:p>
+      <w:pPr>
+        <w:spacing w:before="0" w:after="20" w:line="250" w:lineRule="auto"/>
         <w:keepLines w:val="1"/>
       </w:pPr>
       <w:r>
@@ -630,7 +630,7 @@
     </w:p>
     <w:p>
       <w:pPr>
-        <w:spacing w:before="0" w:after="62" w:line="259" w:lineRule="auto"/>
+        <w:spacing w:before="0" w:after="48" w:line="250" w:lineRule="auto"/>
         <w:keepLines w:val="1"/>
       </w:pPr>
       <w:r>
@@ -644,7 +644,7 @@
     </w:p>
     <w:p>
       <w:pPr>
-        <w:spacing w:before="0" w:after="62" w:line="259" w:lineRule="auto"/>
+        <w:spacing w:before="0" w:after="48" w:line="250" w:lineRule="auto"/>
         <w:keepLines w:val="1"/>
       </w:pPr>
       <w:r>
@@ -658,7 +658,7 @@
     </w:p>
     <w:p>
       <w:pPr>
-        <w:spacing w:before="0" w:after="62" w:line="259" w:lineRule="auto"/>
+        <w:spacing w:before="0" w:after="48" w:line="250" w:lineRule="auto"/>
         <w:keepLines w:val="1"/>
       </w:pPr>
       <w:r>
@@ -672,7 +672,7 @@
     </w:p>
     <w:p>
       <w:pPr>
-        <w:spacing w:before="0" w:after="26" w:line="259" w:lineRule="auto"/>
+        <w:spacing w:before="0" w:after="20" w:line="250" w:lineRule="auto"/>
         <w:keepLines w:val="1"/>
       </w:pPr>
       <w:r>
@@ -686,7 +686,7 @@
     </w:p>
     <w:p>
       <w:pPr>
-        <w:spacing w:before="0" w:after="62" w:line="259" w:lineRule="auto"/>
+        <w:spacing w:before="0" w:after="48" w:line="250" w:lineRule="auto"/>
         <w:keepLines w:val="1"/>
       </w:pPr>
       <w:r>
@@ -700,7 +700,7 @@
     </w:p>
     <w:p>
       <w:pPr>
-        <w:spacing w:before="0" w:after="62" w:line="259" w:lineRule="auto"/>
+        <w:spacing w:before="0" w:after="48" w:line="250" w:lineRule="auto"/>
         <w:keepLines w:val="1"/>
       </w:pPr>
       <w:r>
@@ -714,7 +714,7 @@
     </w:p>
     <w:p>
       <w:pPr>
-        <w:spacing w:before="0" w:after="62" w:line="259" w:lineRule="auto"/>
+        <w:spacing w:before="0" w:after="48" w:line="250" w:lineRule="auto"/>
         <w:keepLines w:val="1"/>
       </w:pPr>
       <w:r>
@@ -728,7 +728,7 @@
     </w:p>
     <w:p>
       <w:pPr>
-        <w:spacing w:before="0" w:after="62" w:line="259" w:lineRule="auto"/>
+        <w:spacing w:before="0" w:after="48" w:line="250" w:lineRule="auto"/>
         <w:keepLines w:val="1"/>
       </w:pPr>
       <w:r>
@@ -742,7 +742,7 @@
     </w:p>
     <w:p>
       <w:pPr>
-        <w:spacing w:before="0" w:after="62" w:line="259" w:lineRule="auto"/>
+        <w:spacing w:before="0" w:after="48" w:line="250" w:lineRule="auto"/>
         <w:keepLines w:val="1"/>
       </w:pPr>
       <w:r>
@@ -756,7 +756,7 @@
     </w:p>
     <w:p>
       <w:pPr>
-        <w:spacing w:before="0" w:after="62" w:line="259" w:lineRule="auto"/>
+        <w:spacing w:before="0" w:after="48" w:line="250" w:lineRule="auto"/>
         <w:keepLines w:val="1"/>
       </w:pPr>
       <w:r>
@@ -770,7 +770,7 @@
     </w:p>
     <w:p>
       <w:pPr>
-        <w:spacing w:before="0" w:after="62" w:line="259" w:lineRule="auto"/>
+        <w:spacing w:before="0" w:after="48" w:line="250" w:lineRule="auto"/>
         <w:keepLines w:val="1"/>
       </w:pPr>
       <w:r>
@@ -784,7 +784,7 @@
     </w:p>
     <w:p>
       <w:pPr>
-        <w:spacing w:before="0" w:after="26" w:line="259" w:lineRule="auto"/>
+        <w:spacing w:before="0" w:after="20" w:line="250" w:lineRule="auto"/>
         <w:keepLines w:val="1"/>
       </w:pPr>
       <w:r>
@@ -798,7 +798,7 @@
     </w:p>
     <w:p>
       <w:pPr>
-        <w:spacing w:before="0" w:after="62" w:line="259" w:lineRule="auto"/>
+        <w:spacing w:before="0" w:after="48" w:line="250" w:lineRule="auto"/>
         <w:keepLines w:val="1"/>
       </w:pPr>
       <w:r>
@@ -812,7 +812,7 @@
     </w:p>
     <w:p>
       <w:pPr>
-        <w:spacing w:before="124" w:after="106" w:line="259" w:lineRule="auto"/>
+        <w:spacing w:before="96" w:after="82" w:line="250" w:lineRule="auto"/>
         <w:keepLines w:val="1"/>
       </w:pPr>
       <w:r>
@@ -822,12 +822,12 @@
           <w:color w:val="5A6B82"/>
           <w:sz w:val="20"/>
         </w:rPr>
-        <w:t>— END OF COPY-READY DESCRIPTION —</w:t>
+        <w:t>— END OF THE COPY-READY DESCRIPTION —</w:t>
       </w:r>
     </w:p>
     <w:p>
       <w:pPr>
-        <w:spacing w:before="124" w:after="70" w:line="259" w:lineRule="auto"/>
+        <w:spacing w:before="96" w:after="54" w:line="250" w:lineRule="auto"/>
         <w:keepLines w:val="1"/>
         <w:keepNext w:val="1"/>
       </w:pPr>
@@ -843,7 +843,7 @@
     </w:p>
     <w:p>
       <w:pPr>
-        <w:spacing w:before="0" w:after="52" w:line="259" w:lineRule="auto"/>
+        <w:spacing w:before="0" w:after="40" w:line="250" w:lineRule="auto"/>
         <w:shd w:val="clear" w:fill="F3F0E8"/>
         <w:keepLines w:val="1"/>
       </w:pPr>
@@ -859,7 +859,7 @@
     </w:p>
     <w:p>
       <w:pPr>
-        <w:spacing w:before="0" w:after="88" w:line="259" w:lineRule="auto"/>
+        <w:spacing w:before="0" w:after="68" w:line="250" w:lineRule="auto"/>
         <w:shd w:val="clear" w:fill="F3F0E8"/>
         <w:keepLines w:val="1"/>
       </w:pPr>
@@ -870,12 +870,12 @@
           <w:color w:val="9B2C10"/>
           <w:sz w:val="21"/>
         </w:rPr>
-        <w:t>These timestamps are script-derived and must be replaced using the finished edit. Do not force the edit to match these estimates.</w:t>
+        <w:t>These timestamps are script-derived, not measured from the finished edit. Replace every one before publication.</w:t>
       </w:r>
     </w:p>
     <w:p>
       <w:pPr>
-        <w:spacing w:before="124" w:after="70" w:line="259" w:lineRule="auto"/>
+        <w:spacing w:before="96" w:after="54" w:line="250" w:lineRule="auto"/>
         <w:keepLines w:val="1"/>
         <w:keepNext w:val="1"/>
       </w:pPr>
@@ -891,7 +891,7 @@
     </w:p>
     <w:p>
       <w:pPr>
-        <w:spacing w:before="0" w:after="70" w:line="259" w:lineRule="auto"/>
+        <w:spacing w:before="0" w:after="54" w:line="250" w:lineRule="auto"/>
         <w:keepLines w:val="1"/>
       </w:pPr>
       <w:r>
@@ -901,12 +901,12 @@
           <w:color w:val="5A6B82"/>
           <w:sz w:val="21"/>
         </w:rPr>
-        <w:t>Identical to the thirteen chapter lines inside the description above.</w:t>
+        <w:t>Identical to the 14 chapter lines inside the description above.</w:t>
       </w:r>
     </w:p>
     <w:p>
       <w:pPr>
-        <w:spacing w:before="0" w:after="36" w:line="259" w:lineRule="auto"/>
+        <w:spacing w:before="0" w:after="28" w:line="250" w:lineRule="auto"/>
         <w:keepLines w:val="1"/>
       </w:pPr>
       <w:r>
@@ -915,12 +915,12 @@
           <w:i w:val="0"/>
           <w:sz w:val="22"/>
         </w:rPr>
-        <w:t>00:00 You May Not Need to Leave</w:t>
+        <w:t>00:00 You Have Started Looking at Job Adverts</w:t>
       </w:r>
     </w:p>
     <w:p>
       <w:pPr>
-        <w:spacing w:before="0" w:after="36" w:line="259" w:lineRule="auto"/>
+        <w:spacing w:before="0" w:after="28" w:line="250" w:lineRule="auto"/>
         <w:keepLines w:val="1"/>
       </w:pPr>
       <w:r>
@@ -929,12 +929,12 @@
           <w:i w:val="0"/>
           <w:sz w:val="22"/>
         </w:rPr>
-        <w:t>00:46 What an Internal Move Really Gives You</w:t>
+        <w:t>00:38 The Moment More Work Was Not the Point</w:t>
       </w:r>
     </w:p>
     <w:p>
       <w:pPr>
-        <w:spacing w:before="0" w:after="36" w:line="259" w:lineRule="auto"/>
+        <w:spacing w:before="0" w:after="28" w:line="250" w:lineRule="auto"/>
         <w:keepLines w:val="1"/>
       </w:pPr>
       <w:r>
@@ -943,12 +943,12 @@
           <w:i w:val="0"/>
           <w:sz w:val="22"/>
         </w:rPr>
-        <w:t>02:19 The 3 Questions for an Internal Move</w:t>
+        <w:t>01:18 The Three Questions</w:t>
       </w:r>
     </w:p>
     <w:p>
       <w:pPr>
-        <w:spacing w:before="0" w:after="36" w:line="259" w:lineRule="auto"/>
+        <w:spacing w:before="0" w:after="28" w:line="250" w:lineRule="auto"/>
         <w:keepLines w:val="1"/>
       </w:pPr>
       <w:r>
@@ -957,12 +957,12 @@
           <w:i w:val="0"/>
           <w:sz w:val="22"/>
         </w:rPr>
-        <w:t>02:37 Will the Work Change?</w:t>
+        <w:t>01:49 Will the Work Change?</w:t>
       </w:r>
     </w:p>
     <w:p>
       <w:pPr>
-        <w:spacing w:before="0" w:after="36" w:line="259" w:lineRule="auto"/>
+        <w:spacing w:before="0" w:after="28" w:line="250" w:lineRule="auto"/>
         <w:keepLines w:val="1"/>
       </w:pPr>
       <w:r>
@@ -971,12 +971,12 @@
           <w:i w:val="0"/>
           <w:sz w:val="22"/>
         </w:rPr>
-        <w:t>03:49 When People Still See the Old You</w:t>
+        <w:t>02:24 What Real Access Looks Like</w:t>
       </w:r>
     </w:p>
     <w:p>
       <w:pPr>
-        <w:spacing w:before="0" w:after="36" w:line="259" w:lineRule="auto"/>
+        <w:spacing w:before="0" w:after="28" w:line="250" w:lineRule="auto"/>
         <w:keepLines w:val="1"/>
       </w:pPr>
       <w:r>
@@ -985,12 +985,12 @@
           <w:i w:val="0"/>
           <w:sz w:val="22"/>
         </w:rPr>
-        <w:t>05:24 Will Your Judgment Expand?</w:t>
+        <w:t>03:20 When People Still See You in One Shape</w:t>
       </w:r>
     </w:p>
     <w:p>
       <w:pPr>
-        <w:spacing w:before="0" w:after="36" w:line="259" w:lineRule="auto"/>
+        <w:spacing w:before="0" w:after="28" w:line="250" w:lineRule="auto"/>
         <w:keepLines w:val="1"/>
       </w:pPr>
       <w:r>
@@ -999,12 +999,12 @@
           <w:i w:val="0"/>
           <w:sz w:val="22"/>
         </w:rPr>
-        <w:t>05:33 More Tasks vs. More Judgment</w:t>
+        <w:t>04:33 Will Your Judgment Expand?</w:t>
       </w:r>
     </w:p>
     <w:p>
       <w:pPr>
-        <w:spacing w:before="0" w:after="36" w:line="259" w:lineRule="auto"/>
+        <w:spacing w:before="0" w:after="28" w:line="250" w:lineRule="auto"/>
         <w:keepLines w:val="1"/>
       </w:pPr>
       <w:r>
@@ -1013,12 +1013,12 @@
           <w:i w:val="0"/>
           <w:sz w:val="22"/>
         </w:rPr>
-        <w:t>07:43 Will the Evidence Travel?</w:t>
+        <w:t>04:41 More Tasks vs. More Judgment</w:t>
       </w:r>
     </w:p>
     <w:p>
       <w:pPr>
-        <w:spacing w:before="0" w:after="36" w:line="259" w:lineRule="auto"/>
+        <w:spacing w:before="0" w:after="28" w:line="250" w:lineRule="auto"/>
         <w:keepLines w:val="1"/>
       </w:pPr>
       <w:r>
@@ -1027,12 +1027,12 @@
           <w:i w:val="0"/>
           <w:sz w:val="22"/>
         </w:rPr>
-        <w:t>09:11 Read the Three Answers</w:t>
+        <w:t>06:45 Will the Evidence Travel?</w:t>
       </w:r>
     </w:p>
     <w:p>
       <w:pPr>
-        <w:spacing w:before="0" w:after="36" w:line="259" w:lineRule="auto"/>
+        <w:spacing w:before="0" w:after="28" w:line="250" w:lineRule="auto"/>
         <w:keepLines w:val="1"/>
       </w:pPr>
       <w:r>
@@ -1041,12 +1041,12 @@
           <w:i w:val="0"/>
           <w:sz w:val="22"/>
         </w:rPr>
-        <w:t>10:26 What the Opportunity Says About the Organization</w:t>
+        <w:t>08:08 Reading Your Three Answers</w:t>
       </w:r>
     </w:p>
     <w:p>
       <w:pPr>
-        <w:spacing w:before="0" w:after="36" w:line="259" w:lineRule="auto"/>
+        <w:spacing w:before="0" w:after="28" w:line="250" w:lineRule="auto"/>
         <w:keepLines w:val="1"/>
       </w:pPr>
       <w:r>
@@ -1055,12 +1055,12 @@
           <w:i w:val="0"/>
           <w:sz w:val="22"/>
         </w:rPr>
-        <w:t>11:59 When an Internal Move Will Not Solve the Problem</w:t>
+        <w:t>09:08 What the Answers Say About the Organisation</w:t>
       </w:r>
     </w:p>
     <w:p>
       <w:pPr>
-        <w:spacing w:before="0" w:after="36" w:line="259" w:lineRule="auto"/>
+        <w:spacing w:before="0" w:after="28" w:line="250" w:lineRule="auto"/>
         <w:keepLines w:val="1"/>
       </w:pPr>
       <w:r>
@@ -1069,12 +1069,12 @@
           <w:i w:val="0"/>
           <w:sz w:val="22"/>
         </w:rPr>
-        <w:t>12:45 Career Decision Evidence Check</w:t>
+        <w:t>11:06 Who You Are Becoming</w:t>
       </w:r>
     </w:p>
     <w:p>
       <w:pPr>
-        <w:spacing w:before="0" w:after="36" w:line="259" w:lineRule="auto"/>
+        <w:spacing w:before="0" w:after="28" w:line="250" w:lineRule="auto"/>
         <w:keepLines w:val="1"/>
       </w:pPr>
       <w:r>
@@ -1083,12 +1083,26 @@
           <w:i w:val="0"/>
           <w:sz w:val="22"/>
         </w:rPr>
-        <w:t>13:14 Are You Growing—or Just Being Given More Work?</w:t>
+        <w:t>11:33 Career Decision Evidence Check</w:t>
       </w:r>
     </w:p>
     <w:p>
       <w:pPr>
-        <w:spacing w:before="124" w:after="70" w:line="259" w:lineRule="auto"/>
+        <w:spacing w:before="0" w:after="28" w:line="250" w:lineRule="auto"/>
+        <w:keepLines w:val="1"/>
+      </w:pPr>
+      <w:r>
+        <w:rPr>
+          <w:b w:val="0"/>
+          <w:i w:val="0"/>
+          <w:sz w:val="22"/>
+        </w:rPr>
+        <w:t>12:01 Are You Growing—or Just Being Given More Work?</w:t>
+      </w:r>
+    </w:p>
+    <w:p>
+      <w:pPr>
+        <w:spacing w:before="96" w:after="54" w:line="250" w:lineRule="auto"/>
         <w:keepLines w:val="1"/>
         <w:keepNext w:val="1"/>
       </w:pPr>
@@ -1104,7 +1118,7 @@
     </w:p>
     <w:p>
       <w:pPr>
-        <w:spacing w:before="0" w:after="52" w:line="259" w:lineRule="auto"/>
+        <w:spacing w:before="0" w:after="40" w:line="250" w:lineRule="auto"/>
         <w:keepLines w:val="1"/>
       </w:pPr>
       <w:r>
@@ -1113,12 +1127,12 @@
           <w:i w:val="0"/>
           <w:sz w:val="22"/>
         </w:rPr>
-        <w:t>If you are considering an internal move, which question is least clear for you?</w:t>
+        <w:t>Which part of this is happening in your situation right now?</w:t>
       </w:r>
     </w:p>
     <w:p>
       <w:pPr>
-        <w:spacing w:before="0" w:after="52" w:line="259" w:lineRule="auto"/>
+        <w:spacing w:before="0" w:after="40" w:line="250" w:lineRule="auto"/>
         <w:keepLines w:val="1"/>
       </w:pPr>
       <w:r>
@@ -1127,12 +1141,12 @@
           <w:i w:val="0"/>
           <w:sz w:val="22"/>
         </w:rPr>
-        <w:t>1. Will the work change?</w:t>
+        <w:t>1. You want different work and assumed you had to leave to get it</w:t>
       </w:r>
     </w:p>
     <w:p>
       <w:pPr>
-        <w:spacing w:before="0" w:after="52" w:line="259" w:lineRule="auto"/>
+        <w:spacing w:before="0" w:after="40" w:line="250" w:lineRule="auto"/>
         <w:keepLines w:val="1"/>
       </w:pPr>
       <w:r>
@@ -1141,12 +1155,12 @@
           <w:i w:val="0"/>
           <w:sz w:val="22"/>
         </w:rPr>
-        <w:t>2. Will my judgment expand?</w:t>
+        <w:t>2. You are being offered more responsibility and cannot tell what kind</w:t>
       </w:r>
     </w:p>
     <w:p>
       <w:pPr>
-        <w:spacing w:before="0" w:after="52" w:line="259" w:lineRule="auto"/>
+        <w:spacing w:before="0" w:after="40" w:line="250" w:lineRule="auto"/>
         <w:keepLines w:val="1"/>
       </w:pPr>
       <w:r>
@@ -1155,12 +1169,12 @@
           <w:i w:val="0"/>
           <w:sz w:val="22"/>
         </w:rPr>
-        <w:t>3. Will the evidence travel?</w:t>
+        <w:t>3. People here value you but still see you in one shape</w:t>
       </w:r>
     </w:p>
     <w:p>
       <w:pPr>
-        <w:spacing w:before="0" w:after="52" w:line="259" w:lineRule="auto"/>
+        <w:spacing w:before="0" w:after="40" w:line="250" w:lineRule="auto"/>
         <w:keepLines w:val="1"/>
       </w:pPr>
       <w:r>
@@ -1169,12 +1183,12 @@
           <w:i w:val="0"/>
           <w:sz w:val="22"/>
         </w:rPr>
-        <w:t>Then ask:</w:t>
+        <w:t>Tell me which one. And what is the one thing you would need to be trusted to decide for this to count as growth?</w:t>
       </w:r>
     </w:p>
     <w:p>
       <w:pPr>
-        <w:spacing w:before="0" w:after="52" w:line="259" w:lineRule="auto"/>
+        <w:spacing w:before="0" w:after="40" w:line="250" w:lineRule="auto"/>
         <w:keepLines w:val="1"/>
       </w:pPr>
       <w:r>
@@ -1183,40 +1197,12 @@
           <w:i w:val="0"/>
           <w:sz w:val="22"/>
         </w:rPr>
-        <w:t>What is the organization actually willing to trust me to do next?</w:t>
+        <w:t>If you are actively weighing whether to stay, move internally or leave, the Career Decision Evidence Check is here:</w:t>
       </w:r>
     </w:p>
     <w:p>
       <w:pPr>
-        <w:spacing w:before="0" w:after="52" w:line="259" w:lineRule="auto"/>
-        <w:keepLines w:val="1"/>
-      </w:pPr>
-      <w:r>
-        <w:rPr>
-          <w:b w:val="0"/>
-          <w:i w:val="0"/>
-          <w:sz w:val="22"/>
-        </w:rPr>
-        <w:t>You do not need to share confidential details.</w:t>
-      </w:r>
-    </w:p>
-    <w:p>
-      <w:pPr>
-        <w:spacing w:before="0" w:after="52" w:line="259" w:lineRule="auto"/>
-        <w:keepLines w:val="1"/>
-      </w:pPr>
-      <w:r>
-        <w:rPr>
-          <w:b w:val="0"/>
-          <w:i w:val="0"/>
-          <w:sz w:val="22"/>
-        </w:rPr>
-        <w:t>If you are actively deciding whether to stay, move internally or leave, the Career Decision Evidence Check is here:</w:t>
-      </w:r>
-    </w:p>
-    <w:p>
-      <w:pPr>
-        <w:spacing w:before="0" w:after="52" w:line="259" w:lineRule="auto"/>
+        <w:spacing w:before="0" w:after="40" w:line="250" w:lineRule="auto"/>
         <w:keepLines w:val="1"/>
       </w:pPr>
       <w:r>
@@ -1230,7 +1216,7 @@
     </w:p>
     <w:p>
       <w:pPr>
-        <w:spacing w:before="124" w:after="70" w:line="259" w:lineRule="auto"/>
+        <w:spacing w:before="96" w:after="54" w:line="250" w:lineRule="auto"/>
         <w:keepLines w:val="1"/>
         <w:keepNext w:val="1"/>
       </w:pPr>
@@ -1246,7 +1232,7 @@
     </w:p>
     <w:p>
       <w:pPr>
-        <w:spacing w:before="0" w:after="70" w:line="259" w:lineRule="auto"/>
+        <w:spacing w:before="0" w:after="54" w:line="250" w:lineRule="auto"/>
         <w:keepLines w:val="1"/>
       </w:pPr>
       <w:r>
@@ -1255,12 +1241,12 @@
           <w:i w:val="0"/>
           <w:sz w:val="22"/>
         </w:rPr>
-        <w:t>Are You Growing—or Just Being Given More Work?  (Video 6)</w:t>
+        <w:t>Video 6 — Are You Growing—or Just Being Given More Work?</w:t>
       </w:r>
     </w:p>
     <w:p>
       <w:pPr>
-        <w:spacing w:before="124" w:after="70" w:line="259" w:lineRule="auto"/>
+        <w:spacing w:before="96" w:after="54" w:line="250" w:lineRule="auto"/>
         <w:keepLines w:val="1"/>
         <w:keepNext w:val="1"/>
       </w:pPr>
@@ -1276,7 +1262,7 @@
     </w:p>
     <w:p>
       <w:pPr>
-        <w:spacing w:before="0" w:after="52" w:line="259" w:lineRule="auto"/>
+        <w:spacing w:before="0" w:after="40" w:line="250" w:lineRule="auto"/>
         <w:keepLines w:val="1"/>
       </w:pPr>
       <w:r>
@@ -1291,7 +1277,7 @@
     </w:p>
     <w:p>
       <w:pPr>
-        <w:spacing w:before="0" w:after="88" w:line="259" w:lineRule="auto"/>
+        <w:spacing w:before="0" w:after="68" w:line="250" w:lineRule="auto"/>
         <w:keepLines w:val="1"/>
       </w:pPr>
       <w:r>
@@ -1300,7 +1286,7 @@
           <w:i w:val="0"/>
           <w:sz w:val="21"/>
         </w:rPr>
-        <w:t>should I make an internal move, internal move, internal mobility, internal job transfer, internal hiring, career growth, career decision, should I leave my company, career portability, internal career move, career transition, experienced professionals, Temidayo Afonja, Capability Formation</w:t>
+        <w:t>should I make an internal move, internal move, internal mobility, internal job transfer, internal hiring, career growth, career decision, should I leave my company, career portability, internal career move, experienced professionals, Temidayo Afonja, Capability Formation</w:t>
       </w:r>
     </w:p>
     <w:sectPr>

--- a/deliverables/video-5-slides/hit-final/Video_5_YouTube_Description_HIT.docx
+++ b/deliverables/video-5-slides/hit-final/Video_5_YouTube_Description_HIT.docx
@@ -42,7 +42,7 @@
           <w:color w:val="5A6B82"/>
           <w:sz w:val="22"/>
         </w:rPr>
-        <w:t>Video 5  ·  YouTube description  ·  v5.0</w:t>
+        <w:t>Video 5  ·  YouTube description  ·  v5.1</w:t>
       </w:r>
     </w:p>
     <w:p>
@@ -205,7 +205,7 @@
           <w:i w:val="0"/>
           <w:sz w:val="22"/>
         </w:rPr>
-        <w:t>You are doing well where you are, and you have started looking at job adverts anyway. Not because anything is wrong — you want different work, and somewhere along the way you decided leaving is the only way to get it.</w:t>
+        <w:t>You might be doing well exactly where you are, and still wondering whether you have to leave to get different work. That is a real question, and I do not think it has a general answer. It has your answer.</w:t>
       </w:r>
     </w:p>
     <w:p>
@@ -219,7 +219,7 @@
           <w:i w:val="0"/>
           <w:sz w:val="22"/>
         </w:rPr>
-        <w:t>You may not need to leave. You may need access to work your current role is not giving you yet.</w:t>
+        <w:t>About six months after I came back from maternity leave, in one chapter of my career, my scope expanded beyond the original box of the role. It was not simply more work. It was different work.</w:t>
       </w:r>
     </w:p>
     <w:p>
@@ -233,7 +233,7 @@
           <w:i w:val="0"/>
           <w:sz w:val="22"/>
         </w:rPr>
-        <w:t>About six months after I came back from maternity leave in one chapter of my career, my scope expanded beyond the original box of the role. More landed on me — and that was not the part that mattered. What mattered was being trusted with different work.</w:t>
+        <w:t>More work is a load. Different work is a signal — about what the people around you are now willing to trust you to learn, to decide, and to own.</w:t>
       </w:r>
     </w:p>
     <w:p>
@@ -317,7 +317,7 @@
           <w:i w:val="0"/>
           <w:sz w:val="22"/>
         </w:rPr>
-        <w:t>A move that does not change the work can still be right for you. Better pay, better hours, a better manager, stability while your life is loud. Just name the trade honestly.</w:t>
+        <w:t>A move that does not change the work can still be right for you. Better pay, better hours, a better manager, stability while your life is loud. This video will not tell you whether to stay or go — it knows nothing about your pay, your manager, your commute, your family, or how tired you are. It only tells you what the move is likely to build.</w:t>
       </w:r>
     </w:p>
     <w:p>
@@ -331,7 +331,7 @@
           <w:i w:val="0"/>
           <w:sz w:val="22"/>
         </w:rPr>
-        <w:t>The goal is not deciding this one move. It is being able to read any opportunity — inside or outside — for what it will actually build in you.</w:t>
+        <w:t>And the goal is not deciding this one move. It is getting better at reading every opportunity — internal, external, offered, or asked for — for what it will actually build in you.</w:t>
       </w:r>
     </w:p>
     <w:p>
@@ -429,7 +429,7 @@
           <w:i w:val="0"/>
           <w:sz w:val="22"/>
         </w:rPr>
-        <w:t>00:00 You Have Started Looking at Job Adverts</w:t>
+        <w:t>00:00 Do You Have to Leave to Get Different Work?</w:t>
       </w:r>
     </w:p>
     <w:p>
@@ -443,7 +443,7 @@
           <w:i w:val="0"/>
           <w:sz w:val="22"/>
         </w:rPr>
-        <w:t>00:38 The Moment More Work Was Not the Point</w:t>
+        <w:t>00:24 More Work Was Not the Point</w:t>
       </w:r>
     </w:p>
     <w:p>
@@ -457,7 +457,7 @@
           <w:i w:val="0"/>
           <w:sz w:val="22"/>
         </w:rPr>
-        <w:t>01:18 The Three Questions</w:t>
+        <w:t>01:29 Movement Is Not Automatically Growth</w:t>
       </w:r>
     </w:p>
     <w:p>
@@ -471,7 +471,7 @@
           <w:i w:val="0"/>
           <w:sz w:val="22"/>
         </w:rPr>
-        <w:t>01:49 Will the Work Change?</w:t>
+        <w:t>02:21 Question 1: Will the Work Change?</w:t>
       </w:r>
     </w:p>
     <w:p>
@@ -485,7 +485,7 @@
           <w:i w:val="0"/>
           <w:sz w:val="22"/>
         </w:rPr>
-        <w:t>02:24 What Real Access Looks Like</w:t>
+        <w:t>02:26 What Real Access Looks Like</w:t>
       </w:r>
     </w:p>
     <w:p>
@@ -499,7 +499,7 @@
           <w:i w:val="0"/>
           <w:sz w:val="22"/>
         </w:rPr>
-        <w:t>03:20 When People Still See You in One Shape</w:t>
+        <w:t>03:36 Question 2: Will Your Judgment Expand?</w:t>
       </w:r>
     </w:p>
     <w:p>
@@ -513,7 +513,7 @@
           <w:i w:val="0"/>
           <w:sz w:val="22"/>
         </w:rPr>
-        <w:t>04:33 Will Your Judgment Expand?</w:t>
+        <w:t>03:57 When People Still See You in One Shape</w:t>
       </w:r>
     </w:p>
     <w:p>
@@ -527,7 +527,7 @@
           <w:i w:val="0"/>
           <w:sz w:val="22"/>
         </w:rPr>
-        <w:t>04:41 More Tasks vs. More Judgment</w:t>
+        <w:t>05:23 Question 3: Will the Evidence Travel?</w:t>
       </w:r>
     </w:p>
     <w:p>
@@ -541,7 +541,7 @@
           <w:i w:val="0"/>
           <w:sz w:val="22"/>
         </w:rPr>
-        <w:t>06:45 Will the Evidence Travel?</w:t>
+        <w:t>06:22 Reading Your Three Answers</w:t>
       </w:r>
     </w:p>
     <w:p>
@@ -555,7 +555,7 @@
           <w:i w:val="0"/>
           <w:sz w:val="22"/>
         </w:rPr>
-        <w:t>08:08 Reading Your Three Answers</w:t>
+        <w:t>07:21 How to Ask For It</w:t>
       </w:r>
     </w:p>
     <w:p>
@@ -569,7 +569,7 @@
           <w:i w:val="0"/>
           <w:sz w:val="22"/>
         </w:rPr>
-        <w:t>09:08 What the Answers Say About the Organisation</w:t>
+        <w:t>08:21 Career Decision Evidence Check</w:t>
       </w:r>
     </w:p>
     <w:p>
@@ -583,35 +583,7 @@
           <w:i w:val="0"/>
           <w:sz w:val="22"/>
         </w:rPr>
-        <w:t>11:06 Who You Are Becoming</w:t>
-      </w:r>
-    </w:p>
-    <w:p>
-      <w:pPr>
-        <w:spacing w:before="0" w:after="48" w:line="250" w:lineRule="auto"/>
-        <w:keepLines w:val="1"/>
-      </w:pPr>
-      <w:r>
-        <w:rPr>
-          <w:b w:val="0"/>
-          <w:i w:val="0"/>
-          <w:sz w:val="22"/>
-        </w:rPr>
-        <w:t>11:33 Career Decision Evidence Check</w:t>
-      </w:r>
-    </w:p>
-    <w:p>
-      <w:pPr>
-        <w:spacing w:before="0" w:after="48" w:line="250" w:lineRule="auto"/>
-        <w:keepLines w:val="1"/>
-      </w:pPr>
-      <w:r>
-        <w:rPr>
-          <w:b w:val="0"/>
-          <w:i w:val="0"/>
-          <w:sz w:val="22"/>
-        </w:rPr>
-        <w:t>12:01 Are You Growing—or Just Being Given More Work?</w:t>
+        <w:t>08:42 Are You Growing—or Just Being Given More Work?</w:t>
       </w:r>
     </w:p>
     <w:p>
@@ -901,7 +873,7 @@
           <w:color w:val="5A6B82"/>
           <w:sz w:val="21"/>
         </w:rPr>
-        <w:t>Identical to the 14 chapter lines inside the description above.</w:t>
+        <w:t>Identical to the 12 chapter lines inside the description above.</w:t>
       </w:r>
     </w:p>
     <w:p>
@@ -915,7 +887,7 @@
           <w:i w:val="0"/>
           <w:sz w:val="22"/>
         </w:rPr>
-        <w:t>00:00 You Have Started Looking at Job Adverts</w:t>
+        <w:t>00:00 Do You Have to Leave to Get Different Work?</w:t>
       </w:r>
     </w:p>
     <w:p>
@@ -929,7 +901,7 @@
           <w:i w:val="0"/>
           <w:sz w:val="22"/>
         </w:rPr>
-        <w:t>00:38 The Moment More Work Was Not the Point</w:t>
+        <w:t>00:24 More Work Was Not the Point</w:t>
       </w:r>
     </w:p>
     <w:p>
@@ -943,7 +915,7 @@
           <w:i w:val="0"/>
           <w:sz w:val="22"/>
         </w:rPr>
-        <w:t>01:18 The Three Questions</w:t>
+        <w:t>01:29 Movement Is Not Automatically Growth</w:t>
       </w:r>
     </w:p>
     <w:p>
@@ -957,7 +929,7 @@
           <w:i w:val="0"/>
           <w:sz w:val="22"/>
         </w:rPr>
-        <w:t>01:49 Will the Work Change?</w:t>
+        <w:t>02:21 Question 1: Will the Work Change?</w:t>
       </w:r>
     </w:p>
     <w:p>
@@ -971,7 +943,7 @@
           <w:i w:val="0"/>
           <w:sz w:val="22"/>
         </w:rPr>
-        <w:t>02:24 What Real Access Looks Like</w:t>
+        <w:t>02:26 What Real Access Looks Like</w:t>
       </w:r>
     </w:p>
     <w:p>
@@ -985,7 +957,7 @@
           <w:i w:val="0"/>
           <w:sz w:val="22"/>
         </w:rPr>
-        <w:t>03:20 When People Still See You in One Shape</w:t>
+        <w:t>03:36 Question 2: Will Your Judgment Expand?</w:t>
       </w:r>
     </w:p>
     <w:p>
@@ -999,7 +971,7 @@
           <w:i w:val="0"/>
           <w:sz w:val="22"/>
         </w:rPr>
-        <w:t>04:33 Will Your Judgment Expand?</w:t>
+        <w:t>03:57 When People Still See You in One Shape</w:t>
       </w:r>
     </w:p>
     <w:p>
@@ -1013,7 +985,7 @@
           <w:i w:val="0"/>
           <w:sz w:val="22"/>
         </w:rPr>
-        <w:t>04:41 More Tasks vs. More Judgment</w:t>
+        <w:t>05:23 Question 3: Will the Evidence Travel?</w:t>
       </w:r>
     </w:p>
     <w:p>
@@ -1027,7 +999,7 @@
           <w:i w:val="0"/>
           <w:sz w:val="22"/>
         </w:rPr>
-        <w:t>06:45 Will the Evidence Travel?</w:t>
+        <w:t>06:22 Reading Your Three Answers</w:t>
       </w:r>
     </w:p>
     <w:p>
@@ -1041,7 +1013,7 @@
           <w:i w:val="0"/>
           <w:sz w:val="22"/>
         </w:rPr>
-        <w:t>08:08 Reading Your Three Answers</w:t>
+        <w:t>07:21 How to Ask For It</w:t>
       </w:r>
     </w:p>
     <w:p>
@@ -1055,7 +1027,7 @@
           <w:i w:val="0"/>
           <w:sz w:val="22"/>
         </w:rPr>
-        <w:t>09:08 What the Answers Say About the Organisation</w:t>
+        <w:t>08:21 Career Decision Evidence Check</w:t>
       </w:r>
     </w:p>
     <w:p>
@@ -1069,35 +1041,7 @@
           <w:i w:val="0"/>
           <w:sz w:val="22"/>
         </w:rPr>
-        <w:t>11:06 Who You Are Becoming</w:t>
-      </w:r>
-    </w:p>
-    <w:p>
-      <w:pPr>
-        <w:spacing w:before="0" w:after="28" w:line="250" w:lineRule="auto"/>
-        <w:keepLines w:val="1"/>
-      </w:pPr>
-      <w:r>
-        <w:rPr>
-          <w:b w:val="0"/>
-          <w:i w:val="0"/>
-          <w:sz w:val="22"/>
-        </w:rPr>
-        <w:t>11:33 Career Decision Evidence Check</w:t>
-      </w:r>
-    </w:p>
-    <w:p>
-      <w:pPr>
-        <w:spacing w:before="0" w:after="28" w:line="250" w:lineRule="auto"/>
-        <w:keepLines w:val="1"/>
-      </w:pPr>
-      <w:r>
-        <w:rPr>
-          <w:b w:val="0"/>
-          <w:i w:val="0"/>
-          <w:sz w:val="22"/>
-        </w:rPr>
-        <w:t>12:01 Are You Growing—or Just Being Given More Work?</w:t>
+        <w:t>08:42 Are You Growing—or Just Being Given More Work?</w:t>
       </w:r>
     </w:p>
     <w:p>

--- a/deliverables/video-5-slides/hit-final/Video_5_YouTube_Description_HIT.docx
+++ b/deliverables/video-5-slides/hit-final/Video_5_YouTube_Description_HIT.docx
@@ -42,7 +42,7 @@
           <w:color w:val="5A6B82"/>
           <w:sz w:val="22"/>
         </w:rPr>
-        <w:t>Video 5  ·  YouTube description  ·  v5.1</w:t>
+        <w:t>Video 5  ·  YouTube description  ·  v5.1.1</w:t>
       </w:r>
     </w:p>
     <w:p>
@@ -303,7 +303,7 @@
           <w:i w:val="0"/>
           <w:sz w:val="22"/>
         </w:rPr>
-        <w:t>I also look at the other side of the decision: what your organisation is actually willing to let you learn, decide and own — and why the people who value you most can be the ones least able to imagine you doing something else.</w:t>
+        <w:t>I also look at the other side of the decision: what your organization is actually willing to let you learn, decide and own — and why the people who value you most can be the ones least able to imagine you doing something else.</w:t>
       </w:r>
     </w:p>
     <w:p>
@@ -373,7 +373,7 @@
           <w:i w:val="0"/>
           <w:sz w:val="22"/>
         </w:rPr>
-        <w:t>If you are actively weighing whether to stay, move internally or leave, use this to organise the evidence behind the choice:</w:t>
+        <w:t>If you are actively weighing whether to stay, move internally or leave, use this to organize the evidence behind the choice:</w:t>
       </w:r>
     </w:p>
     <w:p>
